--- a/docs/Course/MGS3701/03_Lecture_Note/LectureNote_Chad/PPT/chapter4/chapter4_notebook.docx
+++ b/docs/Course/MGS3701/03_Lecture_Note/LectureNote_Chad/PPT/chapter4/chapter4_notebook.docx
@@ -23,7 +23,7 @@
         <w:pStyle w:val="Date"/>
       </w:pPr>
       <w:r>
-        <w:t xml:space="preserve">Thu, 13 March 2025</w:t>
+        <w:t xml:space="preserve">Fri, 21 March 2025</w:t>
       </w:r>
     </w:p>
     <w:bookmarkStart w:id="20" w:name="learning-objectives"/>

--- a/docs/Course/MGS3701/03_Lecture_Note/LectureNote_Chad/PPT/chapter4/chapter4_notebook.docx
+++ b/docs/Course/MGS3701/03_Lecture_Note/LectureNote_Chad/PPT/chapter4/chapter4_notebook.docx
@@ -7,7 +7,15 @@
         <w:pStyle w:val="Title"/>
       </w:pPr>
       <w:r>
-        <w:t xml:space="preserve">[Lecture Notebook]</w:t>
+        <w:t xml:space="preserve">[Lecture Notebook] Dimension Reduction</w:t>
+      </w:r>
+    </w:p>
+    <w:p>
+      <w:pPr>
+        <w:pStyle w:val="Subtitle"/>
+      </w:pPr>
+      <w:r>
+        <w:t xml:space="preserve">MGS3701 Data Mining, Spring 2025</w:t>
       </w:r>
     </w:p>
     <w:p>
@@ -23,16 +31,16 @@
         <w:pStyle w:val="Date"/>
       </w:pPr>
       <w:r>
-        <w:t xml:space="preserve">Fri, 21 March 2025</w:t>
-      </w:r>
-    </w:p>
-    <w:bookmarkStart w:id="20" w:name="learning-objectives"/>
+        <w:t xml:space="preserve">Sat, 22 March 2025</w:t>
+      </w:r>
+    </w:p>
+    <w:bookmarkStart w:id="23" w:name="table-4.3"/>
     <w:p>
       <w:pPr>
         <w:pStyle w:val="Heading1"/>
       </w:pPr>
       <w:r>
-        <w:t xml:space="preserve">Learning Objectives</w:t>
+        <w:t xml:space="preserve">Table 4.3</w:t>
       </w:r>
     </w:p>
     <w:p>
@@ -41,63 +49,96 @@
       </w:pPr>
       <w:r>
         <w:rPr>
-          <w:rStyle w:val="VerbatimChar"/>
-        </w:rPr>
-        <w:t xml:space="preserve">                  X  mpg cyl disp  hp drat    wt  qsec vs am gear carb</w:t>
-      </w:r>
-      <w:r>
-        <w:br/>
-      </w:r>
-      <w:r>
-        <w:rPr>
-          <w:rStyle w:val="VerbatimChar"/>
-        </w:rPr>
-        <w:t xml:space="preserve">1         Mazda RX4 21.0   6  160 110 3.90 2.620 16.46  0  1    4    4</w:t>
-      </w:r>
-      <w:r>
-        <w:br/>
-      </w:r>
-      <w:r>
-        <w:rPr>
-          <w:rStyle w:val="VerbatimChar"/>
-        </w:rPr>
-        <w:t xml:space="preserve">2     Mazda RX4 Wag 21.0   6  160 110 3.90 2.875 17.02  0  1    4    4</w:t>
-      </w:r>
-      <w:r>
-        <w:br/>
-      </w:r>
-      <w:r>
-        <w:rPr>
-          <w:rStyle w:val="VerbatimChar"/>
-        </w:rPr>
-        <w:t xml:space="preserve">3        Datsun 710 22.8   4  108  93 3.85 2.320 18.61  1  1    4    1</w:t>
-      </w:r>
-      <w:r>
-        <w:br/>
-      </w:r>
-      <w:r>
-        <w:rPr>
-          <w:rStyle w:val="VerbatimChar"/>
-        </w:rPr>
-        <w:t xml:space="preserve">4    Hornet 4 Drive 21.4   6  258 110 3.08 3.215 19.44  1  0    3    1</w:t>
-      </w:r>
-      <w:r>
-        <w:br/>
-      </w:r>
-      <w:r>
-        <w:rPr>
-          <w:rStyle w:val="VerbatimChar"/>
-        </w:rPr>
-        <w:t xml:space="preserve">5 Hornet Sportabout 18.7   8  360 175 3.15 3.440 17.02  0  0    3    2</w:t>
-      </w:r>
-      <w:r>
-        <w:br/>
-      </w:r>
-      <w:r>
-        <w:rPr>
-          <w:rStyle w:val="VerbatimChar"/>
-        </w:rPr>
-        <w:t xml:space="preserve">6           Valiant 18.1   6  225 105 2.76 3.460 20.22  1  0    3    1</w:t>
+          <w:rStyle w:val="NormalTok"/>
+        </w:rPr>
+        <w:t xml:space="preserve">boston.housing.df </w:t>
+      </w:r>
+      <w:r>
+        <w:rPr>
+          <w:rStyle w:val="OtherTok"/>
+        </w:rPr>
+        <w:t xml:space="preserve">&lt;-</w:t>
+      </w:r>
+      <w:r>
+        <w:rPr>
+          <w:rStyle w:val="NormalTok"/>
+        </w:rPr>
+        <w:t xml:space="preserve"> </w:t>
+      </w:r>
+      <w:r>
+        <w:rPr>
+          <w:rStyle w:val="FunctionTok"/>
+        </w:rPr>
+        <w:t xml:space="preserve">read.csv</w:t>
+      </w:r>
+      <w:r>
+        <w:rPr>
+          <w:rStyle w:val="NormalTok"/>
+        </w:rPr>
+        <w:t xml:space="preserve">(</w:t>
+      </w:r>
+      <w:r>
+        <w:rPr>
+          <w:rStyle w:val="StringTok"/>
+        </w:rPr>
+        <w:t xml:space="preserve">"data/BostonHousing.csv"</w:t>
+      </w:r>
+      <w:r>
+        <w:rPr>
+          <w:rStyle w:val="NormalTok"/>
+        </w:rPr>
+        <w:t xml:space="preserve">, </w:t>
+      </w:r>
+      <w:r>
+        <w:rPr>
+          <w:rStyle w:val="AttributeTok"/>
+        </w:rPr>
+        <w:t xml:space="preserve">header =</w:t>
+      </w:r>
+      <w:r>
+        <w:rPr>
+          <w:rStyle w:val="NormalTok"/>
+        </w:rPr>
+        <w:t xml:space="preserve"> </w:t>
+      </w:r>
+      <w:r>
+        <w:rPr>
+          <w:rStyle w:val="ConstantTok"/>
+        </w:rPr>
+        <w:t xml:space="preserve">TRUE</w:t>
+      </w:r>
+      <w:r>
+        <w:rPr>
+          <w:rStyle w:val="NormalTok"/>
+        </w:rPr>
+        <w:t xml:space="preserve">) </w:t>
+      </w:r>
+      <w:r>
+        <w:br/>
+      </w:r>
+      <w:r>
+        <w:rPr>
+          <w:rStyle w:val="FunctionTok"/>
+        </w:rPr>
+        <w:t xml:space="preserve">head</w:t>
+      </w:r>
+      <w:r>
+        <w:rPr>
+          <w:rStyle w:val="NormalTok"/>
+        </w:rPr>
+        <w:t xml:space="preserve">(boston.housing.df, </w:t>
+      </w:r>
+      <w:r>
+        <w:rPr>
+          <w:rStyle w:val="DecValTok"/>
+        </w:rPr>
+        <w:t xml:space="preserve">9</w:t>
+      </w:r>
+      <w:r>
+        <w:rPr>
+          <w:rStyle w:val="NormalTok"/>
+        </w:rPr>
+        <w:t xml:space="preserve">)</w:t>
       </w:r>
     </w:p>
     <w:p>
@@ -108,200 +149,3498 @@
         <w:rPr>
           <w:rStyle w:val="VerbatimChar"/>
         </w:rPr>
-        <w:t xml:space="preserve">      X                  mpg             cyl             disp      </w:t>
-      </w:r>
-      <w:r>
-        <w:br/>
-      </w:r>
-      <w:r>
-        <w:rPr>
-          <w:rStyle w:val="VerbatimChar"/>
-        </w:rPr>
-        <w:t xml:space="preserve"> Length:32          Min.   :10.40   Min.   :4.000   Min.   : 71.1  </w:t>
-      </w:r>
-      <w:r>
-        <w:br/>
-      </w:r>
-      <w:r>
-        <w:rPr>
-          <w:rStyle w:val="VerbatimChar"/>
-        </w:rPr>
-        <w:t xml:space="preserve"> Class :character   1st Qu.:15.43   1st Qu.:4.000   1st Qu.:120.8  </w:t>
-      </w:r>
-      <w:r>
-        <w:br/>
-      </w:r>
-      <w:r>
-        <w:rPr>
-          <w:rStyle w:val="VerbatimChar"/>
-        </w:rPr>
-        <w:t xml:space="preserve"> Mode  :character   Median :19.20   Median :6.000   Median :196.3  </w:t>
-      </w:r>
-      <w:r>
-        <w:br/>
-      </w:r>
-      <w:r>
-        <w:rPr>
-          <w:rStyle w:val="VerbatimChar"/>
-        </w:rPr>
-        <w:t xml:space="preserve">                    Mean   :20.09   Mean   :6.188   Mean   :230.7  </w:t>
-      </w:r>
-      <w:r>
-        <w:br/>
-      </w:r>
-      <w:r>
-        <w:rPr>
-          <w:rStyle w:val="VerbatimChar"/>
-        </w:rPr>
-        <w:t xml:space="preserve">                    3rd Qu.:22.80   3rd Qu.:8.000   3rd Qu.:326.0  </w:t>
-      </w:r>
-      <w:r>
-        <w:br/>
-      </w:r>
-      <w:r>
-        <w:rPr>
-          <w:rStyle w:val="VerbatimChar"/>
-        </w:rPr>
-        <w:t xml:space="preserve">                    Max.   :33.90   Max.   :8.000   Max.   :472.0  </w:t>
-      </w:r>
-      <w:r>
-        <w:br/>
-      </w:r>
-      <w:r>
-        <w:rPr>
-          <w:rStyle w:val="VerbatimChar"/>
-        </w:rPr>
-        <w:t xml:space="preserve">       hp             drat             wt             qsec      </w:t>
-      </w:r>
-      <w:r>
-        <w:br/>
-      </w:r>
-      <w:r>
-        <w:rPr>
-          <w:rStyle w:val="VerbatimChar"/>
-        </w:rPr>
-        <w:t xml:space="preserve"> Min.   : 52.0   Min.   :2.760   Min.   :1.513   Min.   :14.50  </w:t>
-      </w:r>
-      <w:r>
-        <w:br/>
-      </w:r>
-      <w:r>
-        <w:rPr>
-          <w:rStyle w:val="VerbatimChar"/>
-        </w:rPr>
-        <w:t xml:space="preserve"> 1st Qu.: 96.5   1st Qu.:3.080   1st Qu.:2.581   1st Qu.:16.89  </w:t>
-      </w:r>
-      <w:r>
-        <w:br/>
-      </w:r>
-      <w:r>
-        <w:rPr>
-          <w:rStyle w:val="VerbatimChar"/>
-        </w:rPr>
-        <w:t xml:space="preserve"> Median :123.0   Median :3.695   Median :3.325   Median :17.71  </w:t>
-      </w:r>
-      <w:r>
-        <w:br/>
-      </w:r>
-      <w:r>
-        <w:rPr>
-          <w:rStyle w:val="VerbatimChar"/>
-        </w:rPr>
-        <w:t xml:space="preserve"> Mean   :146.7   Mean   :3.597   Mean   :3.217   Mean   :17.85  </w:t>
-      </w:r>
-      <w:r>
-        <w:br/>
-      </w:r>
-      <w:r>
-        <w:rPr>
-          <w:rStyle w:val="VerbatimChar"/>
-        </w:rPr>
-        <w:t xml:space="preserve"> 3rd Qu.:180.0   3rd Qu.:3.920   3rd Qu.:3.610   3rd Qu.:18.90  </w:t>
-      </w:r>
-      <w:r>
-        <w:br/>
-      </w:r>
-      <w:r>
-        <w:rPr>
-          <w:rStyle w:val="VerbatimChar"/>
-        </w:rPr>
-        <w:t xml:space="preserve"> Max.   :335.0   Max.   :4.930   Max.   :5.424   Max.   :22.90  </w:t>
-      </w:r>
-      <w:r>
-        <w:br/>
-      </w:r>
-      <w:r>
-        <w:rPr>
-          <w:rStyle w:val="VerbatimChar"/>
-        </w:rPr>
-        <w:t xml:space="preserve">       vs               am              gear            carb      </w:t>
-      </w:r>
-      <w:r>
-        <w:br/>
-      </w:r>
-      <w:r>
-        <w:rPr>
-          <w:rStyle w:val="VerbatimChar"/>
-        </w:rPr>
-        <w:t xml:space="preserve"> Min.   :0.0000   Min.   :0.0000   Min.   :3.000   Min.   :1.000  </w:t>
-      </w:r>
-      <w:r>
-        <w:br/>
-      </w:r>
-      <w:r>
-        <w:rPr>
-          <w:rStyle w:val="VerbatimChar"/>
-        </w:rPr>
-        <w:t xml:space="preserve"> 1st Qu.:0.0000   1st Qu.:0.0000   1st Qu.:3.000   1st Qu.:2.000  </w:t>
-      </w:r>
-      <w:r>
-        <w:br/>
-      </w:r>
-      <w:r>
-        <w:rPr>
-          <w:rStyle w:val="VerbatimChar"/>
-        </w:rPr>
-        <w:t xml:space="preserve"> Median :0.0000   Median :0.0000   Median :4.000   Median :2.000  </w:t>
-      </w:r>
-      <w:r>
-        <w:br/>
-      </w:r>
-      <w:r>
-        <w:rPr>
-          <w:rStyle w:val="VerbatimChar"/>
-        </w:rPr>
-        <w:t xml:space="preserve"> Mean   :0.4375   Mean   :0.4062   Mean   :3.688   Mean   :2.812  </w:t>
-      </w:r>
-      <w:r>
-        <w:br/>
-      </w:r>
-      <w:r>
-        <w:rPr>
-          <w:rStyle w:val="VerbatimChar"/>
-        </w:rPr>
-        <w:t xml:space="preserve"> 3rd Qu.:1.0000   3rd Qu.:1.0000   3rd Qu.:4.000   3rd Qu.:4.000  </w:t>
-      </w:r>
-      <w:r>
-        <w:br/>
-      </w:r>
-      <w:r>
-        <w:rPr>
-          <w:rStyle w:val="VerbatimChar"/>
-        </w:rPr>
-        <w:t xml:space="preserve"> Max.   :1.0000   Max.   :1.0000   Max.   :5.000   Max.   :8.000  </w:t>
+        <w:t xml:space="preserve">     CRIM   ZN INDUS CHAS   NOX    RM   AGE    DIS RAD TAX PTRATIO LSTAT MEDV</w:t>
+      </w:r>
+      <w:r>
+        <w:br/>
+      </w:r>
+      <w:r>
+        <w:rPr>
+          <w:rStyle w:val="VerbatimChar"/>
+        </w:rPr>
+        <w:t xml:space="preserve">1 0.00632 18.0  2.31    0 0.538 6.575  65.2 4.0900   1 296    15.3  4.98 24.0</w:t>
+      </w:r>
+      <w:r>
+        <w:br/>
+      </w:r>
+      <w:r>
+        <w:rPr>
+          <w:rStyle w:val="VerbatimChar"/>
+        </w:rPr>
+        <w:t xml:space="preserve">2 0.02731  0.0  7.07    0 0.469 6.421  78.9 4.9671   2 242    17.8  9.14 21.6</w:t>
+      </w:r>
+      <w:r>
+        <w:br/>
+      </w:r>
+      <w:r>
+        <w:rPr>
+          <w:rStyle w:val="VerbatimChar"/>
+        </w:rPr>
+        <w:t xml:space="preserve">3 0.02729  0.0  7.07    0 0.469 7.185  61.1 4.9671   2 242    17.8  4.03 34.7</w:t>
+      </w:r>
+      <w:r>
+        <w:br/>
+      </w:r>
+      <w:r>
+        <w:rPr>
+          <w:rStyle w:val="VerbatimChar"/>
+        </w:rPr>
+        <w:t xml:space="preserve">4 0.03237  0.0  2.18    0 0.458 6.998  45.8 6.0622   3 222    18.7  2.94 33.4</w:t>
+      </w:r>
+      <w:r>
+        <w:br/>
+      </w:r>
+      <w:r>
+        <w:rPr>
+          <w:rStyle w:val="VerbatimChar"/>
+        </w:rPr>
+        <w:t xml:space="preserve">5 0.06905  0.0  2.18    0 0.458 7.147  54.2 6.0622   3 222    18.7  5.33 36.2</w:t>
+      </w:r>
+      <w:r>
+        <w:br/>
+      </w:r>
+      <w:r>
+        <w:rPr>
+          <w:rStyle w:val="VerbatimChar"/>
+        </w:rPr>
+        <w:t xml:space="preserve">6 0.02985  0.0  2.18    0 0.458 6.430  58.7 6.0622   3 222    18.7  5.21 28.7</w:t>
+      </w:r>
+      <w:r>
+        <w:br/>
+      </w:r>
+      <w:r>
+        <w:rPr>
+          <w:rStyle w:val="VerbatimChar"/>
+        </w:rPr>
+        <w:t xml:space="preserve">7 0.08829 12.5  7.87    0 0.524 6.012  66.6 5.5605   5 311    15.2 12.43 22.9</w:t>
+      </w:r>
+      <w:r>
+        <w:br/>
+      </w:r>
+      <w:r>
+        <w:rPr>
+          <w:rStyle w:val="VerbatimChar"/>
+        </w:rPr>
+        <w:t xml:space="preserve">8 0.14455 12.5  7.87    0 0.524 6.172  96.1 5.9505   5 311    15.2 19.15 27.1</w:t>
+      </w:r>
+      <w:r>
+        <w:br/>
+      </w:r>
+      <w:r>
+        <w:rPr>
+          <w:rStyle w:val="VerbatimChar"/>
+        </w:rPr>
+        <w:t xml:space="preserve">9 0.21124 12.5  7.87    0 0.524 5.631 100.0 6.0821   5 311    15.2 29.93 16.5</w:t>
+      </w:r>
+      <w:r>
+        <w:br/>
+      </w:r>
+      <w:r>
+        <w:rPr>
+          <w:rStyle w:val="VerbatimChar"/>
+        </w:rPr>
+        <w:t xml:space="preserve">  CAT..MEDV</w:t>
+      </w:r>
+      <w:r>
+        <w:br/>
+      </w:r>
+      <w:r>
+        <w:rPr>
+          <w:rStyle w:val="VerbatimChar"/>
+        </w:rPr>
+        <w:t xml:space="preserve">1         0</w:t>
+      </w:r>
+      <w:r>
+        <w:br/>
+      </w:r>
+      <w:r>
+        <w:rPr>
+          <w:rStyle w:val="VerbatimChar"/>
+        </w:rPr>
+        <w:t xml:space="preserve">2         0</w:t>
+      </w:r>
+      <w:r>
+        <w:br/>
+      </w:r>
+      <w:r>
+        <w:rPr>
+          <w:rStyle w:val="VerbatimChar"/>
+        </w:rPr>
+        <w:t xml:space="preserve">3         1</w:t>
+      </w:r>
+      <w:r>
+        <w:br/>
+      </w:r>
+      <w:r>
+        <w:rPr>
+          <w:rStyle w:val="VerbatimChar"/>
+        </w:rPr>
+        <w:t xml:space="preserve">4         1</w:t>
+      </w:r>
+      <w:r>
+        <w:br/>
+      </w:r>
+      <w:r>
+        <w:rPr>
+          <w:rStyle w:val="VerbatimChar"/>
+        </w:rPr>
+        <w:t xml:space="preserve">5         1</w:t>
+      </w:r>
+      <w:r>
+        <w:br/>
+      </w:r>
+      <w:r>
+        <w:rPr>
+          <w:rStyle w:val="VerbatimChar"/>
+        </w:rPr>
+        <w:t xml:space="preserve">6         0</w:t>
+      </w:r>
+      <w:r>
+        <w:br/>
+      </w:r>
+      <w:r>
+        <w:rPr>
+          <w:rStyle w:val="VerbatimChar"/>
+        </w:rPr>
+        <w:t xml:space="preserve">7         0</w:t>
+      </w:r>
+      <w:r>
+        <w:br/>
+      </w:r>
+      <w:r>
+        <w:rPr>
+          <w:rStyle w:val="VerbatimChar"/>
+        </w:rPr>
+        <w:t xml:space="preserve">8         0</w:t>
+      </w:r>
+      <w:r>
+        <w:br/>
+      </w:r>
+      <w:r>
+        <w:rPr>
+          <w:rStyle w:val="VerbatimChar"/>
+        </w:rPr>
+        <w:t xml:space="preserve">9         0</w:t>
+      </w:r>
+    </w:p>
+    <w:p>
+      <w:pPr>
+        <w:pStyle w:val="SourceCode"/>
+      </w:pPr>
+      <w:r>
+        <w:rPr>
+          <w:rStyle w:val="FunctionTok"/>
+        </w:rPr>
+        <w:t xml:space="preserve">summary</w:t>
+      </w:r>
+      <w:r>
+        <w:rPr>
+          <w:rStyle w:val="NormalTok"/>
+        </w:rPr>
+        <w:t xml:space="preserve">(boston.housing.df) </w:t>
+      </w:r>
+    </w:p>
+    <w:p>
+      <w:pPr>
+        <w:pStyle w:val="SourceCode"/>
+      </w:pPr>
+      <w:r>
+        <w:rPr>
+          <w:rStyle w:val="VerbatimChar"/>
+        </w:rPr>
+        <w:t xml:space="preserve">      CRIM                ZN             INDUS            CHAS        </w:t>
+      </w:r>
+      <w:r>
+        <w:br/>
+      </w:r>
+      <w:r>
+        <w:rPr>
+          <w:rStyle w:val="VerbatimChar"/>
+        </w:rPr>
+        <w:t xml:space="preserve"> Min.   : 0.00632   Min.   :  0.00   Min.   : 0.46   Min.   :0.00000  </w:t>
+      </w:r>
+      <w:r>
+        <w:br/>
+      </w:r>
+      <w:r>
+        <w:rPr>
+          <w:rStyle w:val="VerbatimChar"/>
+        </w:rPr>
+        <w:t xml:space="preserve"> 1st Qu.: 0.08205   1st Qu.:  0.00   1st Qu.: 5.19   1st Qu.:0.00000  </w:t>
+      </w:r>
+      <w:r>
+        <w:br/>
+      </w:r>
+      <w:r>
+        <w:rPr>
+          <w:rStyle w:val="VerbatimChar"/>
+        </w:rPr>
+        <w:t xml:space="preserve"> Median : 0.25651   Median :  0.00   Median : 9.69   Median :0.00000  </w:t>
+      </w:r>
+      <w:r>
+        <w:br/>
+      </w:r>
+      <w:r>
+        <w:rPr>
+          <w:rStyle w:val="VerbatimChar"/>
+        </w:rPr>
+        <w:t xml:space="preserve"> Mean   : 3.61352   Mean   : 11.36   Mean   :11.14   Mean   :0.06917  </w:t>
+      </w:r>
+      <w:r>
+        <w:br/>
+      </w:r>
+      <w:r>
+        <w:rPr>
+          <w:rStyle w:val="VerbatimChar"/>
+        </w:rPr>
+        <w:t xml:space="preserve"> 3rd Qu.: 3.67708   3rd Qu.: 12.50   3rd Qu.:18.10   3rd Qu.:0.00000  </w:t>
+      </w:r>
+      <w:r>
+        <w:br/>
+      </w:r>
+      <w:r>
+        <w:rPr>
+          <w:rStyle w:val="VerbatimChar"/>
+        </w:rPr>
+        <w:t xml:space="preserve"> Max.   :88.97620   Max.   :100.00   Max.   :27.74   Max.   :1.00000  </w:t>
+      </w:r>
+      <w:r>
+        <w:br/>
+      </w:r>
+      <w:r>
+        <w:rPr>
+          <w:rStyle w:val="VerbatimChar"/>
+        </w:rPr>
+        <w:t xml:space="preserve">      NOX               RM             AGE              DIS        </w:t>
+      </w:r>
+      <w:r>
+        <w:br/>
+      </w:r>
+      <w:r>
+        <w:rPr>
+          <w:rStyle w:val="VerbatimChar"/>
+        </w:rPr>
+        <w:t xml:space="preserve"> Min.   :0.3850   Min.   :3.561   Min.   :  2.90   Min.   : 1.130  </w:t>
+      </w:r>
+      <w:r>
+        <w:br/>
+      </w:r>
+      <w:r>
+        <w:rPr>
+          <w:rStyle w:val="VerbatimChar"/>
+        </w:rPr>
+        <w:t xml:space="preserve"> 1st Qu.:0.4490   1st Qu.:5.886   1st Qu.: 45.02   1st Qu.: 2.100  </w:t>
+      </w:r>
+      <w:r>
+        <w:br/>
+      </w:r>
+      <w:r>
+        <w:rPr>
+          <w:rStyle w:val="VerbatimChar"/>
+        </w:rPr>
+        <w:t xml:space="preserve"> Median :0.5380   Median :6.208   Median : 77.50   Median : 3.207  </w:t>
+      </w:r>
+      <w:r>
+        <w:br/>
+      </w:r>
+      <w:r>
+        <w:rPr>
+          <w:rStyle w:val="VerbatimChar"/>
+        </w:rPr>
+        <w:t xml:space="preserve"> Mean   :0.5547   Mean   :6.285   Mean   : 68.57   Mean   : 3.795  </w:t>
+      </w:r>
+      <w:r>
+        <w:br/>
+      </w:r>
+      <w:r>
+        <w:rPr>
+          <w:rStyle w:val="VerbatimChar"/>
+        </w:rPr>
+        <w:t xml:space="preserve"> 3rd Qu.:0.6240   3rd Qu.:6.623   3rd Qu.: 94.08   3rd Qu.: 5.188  </w:t>
+      </w:r>
+      <w:r>
+        <w:br/>
+      </w:r>
+      <w:r>
+        <w:rPr>
+          <w:rStyle w:val="VerbatimChar"/>
+        </w:rPr>
+        <w:t xml:space="preserve"> Max.   :0.8710   Max.   :8.780   Max.   :100.00   Max.   :12.127  </w:t>
+      </w:r>
+      <w:r>
+        <w:br/>
+      </w:r>
+      <w:r>
+        <w:rPr>
+          <w:rStyle w:val="VerbatimChar"/>
+        </w:rPr>
+        <w:t xml:space="preserve">      RAD              TAX           PTRATIO          LSTAT      </w:t>
+      </w:r>
+      <w:r>
+        <w:br/>
+      </w:r>
+      <w:r>
+        <w:rPr>
+          <w:rStyle w:val="VerbatimChar"/>
+        </w:rPr>
+        <w:t xml:space="preserve"> Min.   : 1.000   Min.   :187.0   Min.   :12.60   Min.   : 1.73  </w:t>
+      </w:r>
+      <w:r>
+        <w:br/>
+      </w:r>
+      <w:r>
+        <w:rPr>
+          <w:rStyle w:val="VerbatimChar"/>
+        </w:rPr>
+        <w:t xml:space="preserve"> 1st Qu.: 4.000   1st Qu.:279.0   1st Qu.:17.40   1st Qu.: 6.95  </w:t>
+      </w:r>
+      <w:r>
+        <w:br/>
+      </w:r>
+      <w:r>
+        <w:rPr>
+          <w:rStyle w:val="VerbatimChar"/>
+        </w:rPr>
+        <w:t xml:space="preserve"> Median : 5.000   Median :330.0   Median :19.05   Median :11.36  </w:t>
+      </w:r>
+      <w:r>
+        <w:br/>
+      </w:r>
+      <w:r>
+        <w:rPr>
+          <w:rStyle w:val="VerbatimChar"/>
+        </w:rPr>
+        <w:t xml:space="preserve"> Mean   : 9.549   Mean   :408.2   Mean   :18.46   Mean   :12.65  </w:t>
+      </w:r>
+      <w:r>
+        <w:br/>
+      </w:r>
+      <w:r>
+        <w:rPr>
+          <w:rStyle w:val="VerbatimChar"/>
+        </w:rPr>
+        <w:t xml:space="preserve"> 3rd Qu.:24.000   3rd Qu.:666.0   3rd Qu.:20.20   3rd Qu.:16.95  </w:t>
+      </w:r>
+      <w:r>
+        <w:br/>
+      </w:r>
+      <w:r>
+        <w:rPr>
+          <w:rStyle w:val="VerbatimChar"/>
+        </w:rPr>
+        <w:t xml:space="preserve"> Max.   :24.000   Max.   :711.0   Max.   :22.00   Max.   :37.97  </w:t>
+      </w:r>
+      <w:r>
+        <w:br/>
+      </w:r>
+      <w:r>
+        <w:rPr>
+          <w:rStyle w:val="VerbatimChar"/>
+        </w:rPr>
+        <w:t xml:space="preserve">      MEDV         CAT..MEDV    </w:t>
+      </w:r>
+      <w:r>
+        <w:br/>
+      </w:r>
+      <w:r>
+        <w:rPr>
+          <w:rStyle w:val="VerbatimChar"/>
+        </w:rPr>
+        <w:t xml:space="preserve"> Min.   : 5.00   Min.   :0.000  </w:t>
+      </w:r>
+      <w:r>
+        <w:br/>
+      </w:r>
+      <w:r>
+        <w:rPr>
+          <w:rStyle w:val="VerbatimChar"/>
+        </w:rPr>
+        <w:t xml:space="preserve"> 1st Qu.:17.02   1st Qu.:0.000  </w:t>
+      </w:r>
+      <w:r>
+        <w:br/>
+      </w:r>
+      <w:r>
+        <w:rPr>
+          <w:rStyle w:val="VerbatimChar"/>
+        </w:rPr>
+        <w:t xml:space="preserve"> Median :21.20   Median :0.000  </w:t>
+      </w:r>
+      <w:r>
+        <w:br/>
+      </w:r>
+      <w:r>
+        <w:rPr>
+          <w:rStyle w:val="VerbatimChar"/>
+        </w:rPr>
+        <w:t xml:space="preserve"> Mean   :22.53   Mean   :0.166  </w:t>
+      </w:r>
+      <w:r>
+        <w:br/>
+      </w:r>
+      <w:r>
+        <w:rPr>
+          <w:rStyle w:val="VerbatimChar"/>
+        </w:rPr>
+        <w:t xml:space="preserve"> 3rd Qu.:25.00   3rd Qu.:0.000  </w:t>
+      </w:r>
+      <w:r>
+        <w:br/>
+      </w:r>
+      <w:r>
+        <w:rPr>
+          <w:rStyle w:val="VerbatimChar"/>
+        </w:rPr>
+        <w:t xml:space="preserve"> Max.   :50.00   Max.   :1.000  </w:t>
+      </w:r>
+    </w:p>
+    <w:bookmarkStart w:id="20" w:name="Xc5392e4f57577131eba4f5f31ecba700b429ec8"/>
+    <w:p>
+      <w:pPr>
+        <w:pStyle w:val="Heading2"/>
+      </w:pPr>
+      <w:r>
+        <w:t xml:space="preserve">compute mean, standard dev., min, max, median, length, and missing values of CRIM</w:t>
+      </w:r>
+    </w:p>
+    <w:p>
+      <w:pPr>
+        <w:pStyle w:val="SourceCode"/>
+      </w:pPr>
+      <w:r>
+        <w:rPr>
+          <w:rStyle w:val="FunctionTok"/>
+        </w:rPr>
+        <w:t xml:space="preserve">mean</w:t>
+      </w:r>
+      <w:r>
+        <w:rPr>
+          <w:rStyle w:val="NormalTok"/>
+        </w:rPr>
+        <w:t xml:space="preserve">(boston.housing.df</w:t>
+      </w:r>
+      <w:r>
+        <w:rPr>
+          <w:rStyle w:val="SpecialCharTok"/>
+        </w:rPr>
+        <w:t xml:space="preserve">$</w:t>
+      </w:r>
+      <w:r>
+        <w:rPr>
+          <w:rStyle w:val="NormalTok"/>
+        </w:rPr>
+        <w:t xml:space="preserve">CRIM) </w:t>
+      </w:r>
+    </w:p>
+    <w:p>
+      <w:pPr>
+        <w:pStyle w:val="SourceCode"/>
+      </w:pPr>
+      <w:r>
+        <w:rPr>
+          <w:rStyle w:val="VerbatimChar"/>
+        </w:rPr>
+        <w:t xml:space="preserve">[1] 3.613524</w:t>
+      </w:r>
+    </w:p>
+    <w:p>
+      <w:pPr>
+        <w:pStyle w:val="SourceCode"/>
+      </w:pPr>
+      <w:r>
+        <w:rPr>
+          <w:rStyle w:val="FunctionTok"/>
+        </w:rPr>
+        <w:t xml:space="preserve">sd</w:t>
+      </w:r>
+      <w:r>
+        <w:rPr>
+          <w:rStyle w:val="NormalTok"/>
+        </w:rPr>
+        <w:t xml:space="preserve">(boston.housing.df</w:t>
+      </w:r>
+      <w:r>
+        <w:rPr>
+          <w:rStyle w:val="SpecialCharTok"/>
+        </w:rPr>
+        <w:t xml:space="preserve">$</w:t>
+      </w:r>
+      <w:r>
+        <w:rPr>
+          <w:rStyle w:val="NormalTok"/>
+        </w:rPr>
+        <w:t xml:space="preserve">CRIM)</w:t>
+      </w:r>
+    </w:p>
+    <w:p>
+      <w:pPr>
+        <w:pStyle w:val="SourceCode"/>
+      </w:pPr>
+      <w:r>
+        <w:rPr>
+          <w:rStyle w:val="VerbatimChar"/>
+        </w:rPr>
+        <w:t xml:space="preserve">[1] 8.601545</w:t>
+      </w:r>
+    </w:p>
+    <w:p>
+      <w:pPr>
+        <w:pStyle w:val="SourceCode"/>
+      </w:pPr>
+      <w:r>
+        <w:rPr>
+          <w:rStyle w:val="FunctionTok"/>
+        </w:rPr>
+        <w:t xml:space="preserve">min</w:t>
+      </w:r>
+      <w:r>
+        <w:rPr>
+          <w:rStyle w:val="NormalTok"/>
+        </w:rPr>
+        <w:t xml:space="preserve">(boston.housing.df</w:t>
+      </w:r>
+      <w:r>
+        <w:rPr>
+          <w:rStyle w:val="SpecialCharTok"/>
+        </w:rPr>
+        <w:t xml:space="preserve">$</w:t>
+      </w:r>
+      <w:r>
+        <w:rPr>
+          <w:rStyle w:val="NormalTok"/>
+        </w:rPr>
+        <w:t xml:space="preserve">CRIM)</w:t>
+      </w:r>
+    </w:p>
+    <w:p>
+      <w:pPr>
+        <w:pStyle w:val="SourceCode"/>
+      </w:pPr>
+      <w:r>
+        <w:rPr>
+          <w:rStyle w:val="VerbatimChar"/>
+        </w:rPr>
+        <w:t xml:space="preserve">[1] 0.00632</w:t>
+      </w:r>
+    </w:p>
+    <w:p>
+      <w:pPr>
+        <w:pStyle w:val="SourceCode"/>
+      </w:pPr>
+      <w:r>
+        <w:rPr>
+          <w:rStyle w:val="FunctionTok"/>
+        </w:rPr>
+        <w:t xml:space="preserve">max</w:t>
+      </w:r>
+      <w:r>
+        <w:rPr>
+          <w:rStyle w:val="NormalTok"/>
+        </w:rPr>
+        <w:t xml:space="preserve">(boston.housing.df</w:t>
+      </w:r>
+      <w:r>
+        <w:rPr>
+          <w:rStyle w:val="SpecialCharTok"/>
+        </w:rPr>
+        <w:t xml:space="preserve">$</w:t>
+      </w:r>
+      <w:r>
+        <w:rPr>
+          <w:rStyle w:val="NormalTok"/>
+        </w:rPr>
+        <w:t xml:space="preserve">CRIM)</w:t>
+      </w:r>
+    </w:p>
+    <w:p>
+      <w:pPr>
+        <w:pStyle w:val="SourceCode"/>
+      </w:pPr>
+      <w:r>
+        <w:rPr>
+          <w:rStyle w:val="VerbatimChar"/>
+        </w:rPr>
+        <w:t xml:space="preserve">[1] 88.9762</w:t>
+      </w:r>
+    </w:p>
+    <w:p>
+      <w:pPr>
+        <w:pStyle w:val="SourceCode"/>
+      </w:pPr>
+      <w:r>
+        <w:rPr>
+          <w:rStyle w:val="FunctionTok"/>
+        </w:rPr>
+        <w:t xml:space="preserve">median</w:t>
+      </w:r>
+      <w:r>
+        <w:rPr>
+          <w:rStyle w:val="NormalTok"/>
+        </w:rPr>
+        <w:t xml:space="preserve">(boston.housing.df</w:t>
+      </w:r>
+      <w:r>
+        <w:rPr>
+          <w:rStyle w:val="SpecialCharTok"/>
+        </w:rPr>
+        <w:t xml:space="preserve">$</w:t>
+      </w:r>
+      <w:r>
+        <w:rPr>
+          <w:rStyle w:val="NormalTok"/>
+        </w:rPr>
+        <w:t xml:space="preserve">CRIM) </w:t>
+      </w:r>
+    </w:p>
+    <w:p>
+      <w:pPr>
+        <w:pStyle w:val="SourceCode"/>
+      </w:pPr>
+      <w:r>
+        <w:rPr>
+          <w:rStyle w:val="VerbatimChar"/>
+        </w:rPr>
+        <w:t xml:space="preserve">[1] 0.25651</w:t>
+      </w:r>
+    </w:p>
+    <w:p>
+      <w:pPr>
+        <w:pStyle w:val="SourceCode"/>
+      </w:pPr>
+      <w:r>
+        <w:rPr>
+          <w:rStyle w:val="FunctionTok"/>
+        </w:rPr>
+        <w:t xml:space="preserve">length</w:t>
+      </w:r>
+      <w:r>
+        <w:rPr>
+          <w:rStyle w:val="NormalTok"/>
+        </w:rPr>
+        <w:t xml:space="preserve">(boston.housing.df</w:t>
+      </w:r>
+      <w:r>
+        <w:rPr>
+          <w:rStyle w:val="SpecialCharTok"/>
+        </w:rPr>
+        <w:t xml:space="preserve">$</w:t>
+      </w:r>
+      <w:r>
+        <w:rPr>
+          <w:rStyle w:val="NormalTok"/>
+        </w:rPr>
+        <w:t xml:space="preserve">CRIM) </w:t>
+      </w:r>
+    </w:p>
+    <w:p>
+      <w:pPr>
+        <w:pStyle w:val="SourceCode"/>
+      </w:pPr>
+      <w:r>
+        <w:rPr>
+          <w:rStyle w:val="VerbatimChar"/>
+        </w:rPr>
+        <w:t xml:space="preserve">[1] 506</w:t>
       </w:r>
     </w:p>
     <w:bookmarkEnd w:id="20"/>
-    <w:bookmarkStart w:id="21" w:name="reference"/>
+    <w:bookmarkStart w:id="21" w:name="X8ee1f9462b6552276c0f90c54e7ba640c9989bb"/>
+    <w:p>
+      <w:pPr>
+        <w:pStyle w:val="Heading2"/>
+      </w:pPr>
+      <w:r>
+        <w:t xml:space="preserve">find the number of missing values of variable CRIM</w:t>
+      </w:r>
+    </w:p>
+    <w:p>
+      <w:pPr>
+        <w:pStyle w:val="SourceCode"/>
+      </w:pPr>
+      <w:r>
+        <w:rPr>
+          <w:rStyle w:val="FunctionTok"/>
+        </w:rPr>
+        <w:t xml:space="preserve">sum</w:t>
+      </w:r>
+      <w:r>
+        <w:rPr>
+          <w:rStyle w:val="NormalTok"/>
+        </w:rPr>
+        <w:t xml:space="preserve">(</w:t>
+      </w:r>
+      <w:r>
+        <w:rPr>
+          <w:rStyle w:val="FunctionTok"/>
+        </w:rPr>
+        <w:t xml:space="preserve">is.na</w:t>
+      </w:r>
+      <w:r>
+        <w:rPr>
+          <w:rStyle w:val="NormalTok"/>
+        </w:rPr>
+        <w:t xml:space="preserve">(boston.housing.df</w:t>
+      </w:r>
+      <w:r>
+        <w:rPr>
+          <w:rStyle w:val="SpecialCharTok"/>
+        </w:rPr>
+        <w:t xml:space="preserve">$</w:t>
+      </w:r>
+      <w:r>
+        <w:rPr>
+          <w:rStyle w:val="NormalTok"/>
+        </w:rPr>
+        <w:t xml:space="preserve">CRIM)) </w:t>
+      </w:r>
+    </w:p>
+    <w:p>
+      <w:pPr>
+        <w:pStyle w:val="SourceCode"/>
+      </w:pPr>
+      <w:r>
+        <w:rPr>
+          <w:rStyle w:val="VerbatimChar"/>
+        </w:rPr>
+        <w:t xml:space="preserve">[1] 0</w:t>
+      </w:r>
+    </w:p>
+    <w:bookmarkEnd w:id="21"/>
+    <w:bookmarkStart w:id="22" w:name="X1783edd52d7a163e48f0e4139cbe03ecb85f94d"/>
+    <w:p>
+      <w:pPr>
+        <w:pStyle w:val="Heading2"/>
+      </w:pPr>
+      <w:r>
+        <w:t xml:space="preserve">compute mean, standard dev., min, max, median, length, and missing values for all</w:t>
+      </w:r>
+    </w:p>
+    <w:p>
+      <w:pPr>
+        <w:pStyle w:val="SourceCode"/>
+      </w:pPr>
+      <w:r>
+        <w:rPr>
+          <w:rStyle w:val="FunctionTok"/>
+        </w:rPr>
+        <w:t xml:space="preserve">data.frame</w:t>
+      </w:r>
+      <w:r>
+        <w:rPr>
+          <w:rStyle w:val="NormalTok"/>
+        </w:rPr>
+        <w:t xml:space="preserve">(</w:t>
+      </w:r>
+      <w:r>
+        <w:rPr>
+          <w:rStyle w:val="AttributeTok"/>
+        </w:rPr>
+        <w:t xml:space="preserve">mean=</w:t>
+      </w:r>
+      <w:r>
+        <w:rPr>
+          <w:rStyle w:val="FunctionTok"/>
+        </w:rPr>
+        <w:t xml:space="preserve">sapply</w:t>
+      </w:r>
+      <w:r>
+        <w:rPr>
+          <w:rStyle w:val="NormalTok"/>
+        </w:rPr>
+        <w:t xml:space="preserve">(boston.housing.df, mean), </w:t>
+      </w:r>
+      <w:r>
+        <w:br/>
+      </w:r>
+      <w:r>
+        <w:rPr>
+          <w:rStyle w:val="NormalTok"/>
+        </w:rPr>
+        <w:t xml:space="preserve">           </w:t>
+      </w:r>
+      <w:r>
+        <w:rPr>
+          <w:rStyle w:val="AttributeTok"/>
+        </w:rPr>
+        <w:t xml:space="preserve">sd=</w:t>
+      </w:r>
+      <w:r>
+        <w:rPr>
+          <w:rStyle w:val="FunctionTok"/>
+        </w:rPr>
+        <w:t xml:space="preserve">sapply</w:t>
+      </w:r>
+      <w:r>
+        <w:rPr>
+          <w:rStyle w:val="NormalTok"/>
+        </w:rPr>
+        <w:t xml:space="preserve">(boston.housing.df, sd), </w:t>
+      </w:r>
+      <w:r>
+        <w:br/>
+      </w:r>
+      <w:r>
+        <w:rPr>
+          <w:rStyle w:val="NormalTok"/>
+        </w:rPr>
+        <w:t xml:space="preserve">           </w:t>
+      </w:r>
+      <w:r>
+        <w:rPr>
+          <w:rStyle w:val="AttributeTok"/>
+        </w:rPr>
+        <w:t xml:space="preserve">min=</w:t>
+      </w:r>
+      <w:r>
+        <w:rPr>
+          <w:rStyle w:val="FunctionTok"/>
+        </w:rPr>
+        <w:t xml:space="preserve">sapply</w:t>
+      </w:r>
+      <w:r>
+        <w:rPr>
+          <w:rStyle w:val="NormalTok"/>
+        </w:rPr>
+        <w:t xml:space="preserve">(boston.housing.df, min), </w:t>
+      </w:r>
+      <w:r>
+        <w:br/>
+      </w:r>
+      <w:r>
+        <w:rPr>
+          <w:rStyle w:val="NormalTok"/>
+        </w:rPr>
+        <w:t xml:space="preserve">           </w:t>
+      </w:r>
+      <w:r>
+        <w:rPr>
+          <w:rStyle w:val="AttributeTok"/>
+        </w:rPr>
+        <w:t xml:space="preserve">max=</w:t>
+      </w:r>
+      <w:r>
+        <w:rPr>
+          <w:rStyle w:val="FunctionTok"/>
+        </w:rPr>
+        <w:t xml:space="preserve">sapply</w:t>
+      </w:r>
+      <w:r>
+        <w:rPr>
+          <w:rStyle w:val="NormalTok"/>
+        </w:rPr>
+        <w:t xml:space="preserve">(boston.housing.df, max), </w:t>
+      </w:r>
+      <w:r>
+        <w:br/>
+      </w:r>
+      <w:r>
+        <w:rPr>
+          <w:rStyle w:val="NormalTok"/>
+        </w:rPr>
+        <w:t xml:space="preserve">           </w:t>
+      </w:r>
+      <w:r>
+        <w:rPr>
+          <w:rStyle w:val="AttributeTok"/>
+        </w:rPr>
+        <w:t xml:space="preserve">median=</w:t>
+      </w:r>
+      <w:r>
+        <w:rPr>
+          <w:rStyle w:val="FunctionTok"/>
+        </w:rPr>
+        <w:t xml:space="preserve">sapply</w:t>
+      </w:r>
+      <w:r>
+        <w:rPr>
+          <w:rStyle w:val="NormalTok"/>
+        </w:rPr>
+        <w:t xml:space="preserve">(boston.housing.df, median), </w:t>
+      </w:r>
+      <w:r>
+        <w:br/>
+      </w:r>
+      <w:r>
+        <w:rPr>
+          <w:rStyle w:val="NormalTok"/>
+        </w:rPr>
+        <w:t xml:space="preserve">           </w:t>
+      </w:r>
+      <w:r>
+        <w:rPr>
+          <w:rStyle w:val="AttributeTok"/>
+        </w:rPr>
+        <w:t xml:space="preserve">length=</w:t>
+      </w:r>
+      <w:r>
+        <w:rPr>
+          <w:rStyle w:val="FunctionTok"/>
+        </w:rPr>
+        <w:t xml:space="preserve">sapply</w:t>
+      </w:r>
+      <w:r>
+        <w:rPr>
+          <w:rStyle w:val="NormalTok"/>
+        </w:rPr>
+        <w:t xml:space="preserve">(boston.housing.df, length),</w:t>
+      </w:r>
+      <w:r>
+        <w:br/>
+      </w:r>
+      <w:r>
+        <w:rPr>
+          <w:rStyle w:val="NormalTok"/>
+        </w:rPr>
+        <w:t xml:space="preserve">           </w:t>
+      </w:r>
+      <w:r>
+        <w:rPr>
+          <w:rStyle w:val="AttributeTok"/>
+        </w:rPr>
+        <w:t xml:space="preserve">miss.val=</w:t>
+      </w:r>
+      <w:r>
+        <w:rPr>
+          <w:rStyle w:val="FunctionTok"/>
+        </w:rPr>
+        <w:t xml:space="preserve">sapply</w:t>
+      </w:r>
+      <w:r>
+        <w:rPr>
+          <w:rStyle w:val="NormalTok"/>
+        </w:rPr>
+        <w:t xml:space="preserve">(boston.housing.df, </w:t>
+      </w:r>
+      <w:r>
+        <w:rPr>
+          <w:rStyle w:val="ControlFlowTok"/>
+        </w:rPr>
+        <w:t xml:space="preserve">function</w:t>
+      </w:r>
+      <w:r>
+        <w:rPr>
+          <w:rStyle w:val="NormalTok"/>
+        </w:rPr>
+        <w:t xml:space="preserve">(x) </w:t>
+      </w:r>
+      <w:r>
+        <w:br/>
+      </w:r>
+      <w:r>
+        <w:rPr>
+          <w:rStyle w:val="NormalTok"/>
+        </w:rPr>
+        <w:t xml:space="preserve">             </w:t>
+      </w:r>
+      <w:r>
+        <w:rPr>
+          <w:rStyle w:val="FunctionTok"/>
+        </w:rPr>
+        <w:t xml:space="preserve">sum</w:t>
+      </w:r>
+      <w:r>
+        <w:rPr>
+          <w:rStyle w:val="NormalTok"/>
+        </w:rPr>
+        <w:t xml:space="preserve">(</w:t>
+      </w:r>
+      <w:r>
+        <w:rPr>
+          <w:rStyle w:val="FunctionTok"/>
+        </w:rPr>
+        <w:t xml:space="preserve">length</w:t>
+      </w:r>
+      <w:r>
+        <w:rPr>
+          <w:rStyle w:val="NormalTok"/>
+        </w:rPr>
+        <w:t xml:space="preserve">(</w:t>
+      </w:r>
+      <w:r>
+        <w:rPr>
+          <w:rStyle w:val="FunctionTok"/>
+        </w:rPr>
+        <w:t xml:space="preserve">which</w:t>
+      </w:r>
+      <w:r>
+        <w:rPr>
+          <w:rStyle w:val="NormalTok"/>
+        </w:rPr>
+        <w:t xml:space="preserve">(</w:t>
+      </w:r>
+      <w:r>
+        <w:rPr>
+          <w:rStyle w:val="FunctionTok"/>
+        </w:rPr>
+        <w:t xml:space="preserve">is.na</w:t>
+      </w:r>
+      <w:r>
+        <w:rPr>
+          <w:rStyle w:val="NormalTok"/>
+        </w:rPr>
+        <w:t xml:space="preserve">(x))))))</w:t>
+      </w:r>
+    </w:p>
+    <w:p>
+      <w:pPr>
+        <w:pStyle w:val="SourceCode"/>
+      </w:pPr>
+      <w:r>
+        <w:rPr>
+          <w:rStyle w:val="VerbatimChar"/>
+        </w:rPr>
+        <w:t xml:space="preserve">                  mean          sd       min      max    median length miss.val</w:t>
+      </w:r>
+      <w:r>
+        <w:br/>
+      </w:r>
+      <w:r>
+        <w:rPr>
+          <w:rStyle w:val="VerbatimChar"/>
+        </w:rPr>
+        <w:t xml:space="preserve">CRIM        3.61352356   8.6015451   0.00632  88.9762   0.25651    506        0</w:t>
+      </w:r>
+      <w:r>
+        <w:br/>
+      </w:r>
+      <w:r>
+        <w:rPr>
+          <w:rStyle w:val="VerbatimChar"/>
+        </w:rPr>
+        <w:t xml:space="preserve">ZN         11.36363636  23.3224530   0.00000 100.0000   0.00000    506        0</w:t>
+      </w:r>
+      <w:r>
+        <w:br/>
+      </w:r>
+      <w:r>
+        <w:rPr>
+          <w:rStyle w:val="VerbatimChar"/>
+        </w:rPr>
+        <w:t xml:space="preserve">INDUS      11.13677866   6.8603529   0.46000  27.7400   9.69000    506        0</w:t>
+      </w:r>
+      <w:r>
+        <w:br/>
+      </w:r>
+      <w:r>
+        <w:rPr>
+          <w:rStyle w:val="VerbatimChar"/>
+        </w:rPr>
+        <w:t xml:space="preserve">CHAS        0.06916996   0.2539940   0.00000   1.0000   0.00000    506        0</w:t>
+      </w:r>
+      <w:r>
+        <w:br/>
+      </w:r>
+      <w:r>
+        <w:rPr>
+          <w:rStyle w:val="VerbatimChar"/>
+        </w:rPr>
+        <w:t xml:space="preserve">NOX         0.55469506   0.1158777   0.38500   0.8710   0.53800    506        0</w:t>
+      </w:r>
+      <w:r>
+        <w:br/>
+      </w:r>
+      <w:r>
+        <w:rPr>
+          <w:rStyle w:val="VerbatimChar"/>
+        </w:rPr>
+        <w:t xml:space="preserve">RM          6.28463439   0.7026171   3.56100   8.7800   6.20850    506        0</w:t>
+      </w:r>
+      <w:r>
+        <w:br/>
+      </w:r>
+      <w:r>
+        <w:rPr>
+          <w:rStyle w:val="VerbatimChar"/>
+        </w:rPr>
+        <w:t xml:space="preserve">AGE        68.57490119  28.1488614   2.90000 100.0000  77.50000    506        0</w:t>
+      </w:r>
+      <w:r>
+        <w:br/>
+      </w:r>
+      <w:r>
+        <w:rPr>
+          <w:rStyle w:val="VerbatimChar"/>
+        </w:rPr>
+        <w:t xml:space="preserve">DIS         3.79504269   2.1057101   1.12960  12.1265   3.20745    506        0</w:t>
+      </w:r>
+      <w:r>
+        <w:br/>
+      </w:r>
+      <w:r>
+        <w:rPr>
+          <w:rStyle w:val="VerbatimChar"/>
+        </w:rPr>
+        <w:t xml:space="preserve">RAD         9.54940711   8.7072594   1.00000  24.0000   5.00000    506        0</w:t>
+      </w:r>
+      <w:r>
+        <w:br/>
+      </w:r>
+      <w:r>
+        <w:rPr>
+          <w:rStyle w:val="VerbatimChar"/>
+        </w:rPr>
+        <w:t xml:space="preserve">TAX       408.23715415 168.5371161 187.00000 711.0000 330.00000    506        0</w:t>
+      </w:r>
+      <w:r>
+        <w:br/>
+      </w:r>
+      <w:r>
+        <w:rPr>
+          <w:rStyle w:val="VerbatimChar"/>
+        </w:rPr>
+        <w:t xml:space="preserve">PTRATIO    18.45553360   2.1649455  12.60000  22.0000  19.05000    506        0</w:t>
+      </w:r>
+      <w:r>
+        <w:br/>
+      </w:r>
+      <w:r>
+        <w:rPr>
+          <w:rStyle w:val="VerbatimChar"/>
+        </w:rPr>
+        <w:t xml:space="preserve">LSTAT      12.65306324   7.1410615   1.73000  37.9700  11.36000    506        0</w:t>
+      </w:r>
+      <w:r>
+        <w:br/>
+      </w:r>
+      <w:r>
+        <w:rPr>
+          <w:rStyle w:val="VerbatimChar"/>
+        </w:rPr>
+        <w:t xml:space="preserve">MEDV       22.53280632   9.1971041   5.00000  50.0000  21.20000    506        0</w:t>
+      </w:r>
+      <w:r>
+        <w:br/>
+      </w:r>
+      <w:r>
+        <w:rPr>
+          <w:rStyle w:val="VerbatimChar"/>
+        </w:rPr>
+        <w:t xml:space="preserve">CAT..MEDV   0.16600791   0.3724560   0.00000   1.0000   0.00000    506        0</w:t>
+      </w:r>
+    </w:p>
+    <w:bookmarkEnd w:id="22"/>
+    <w:bookmarkEnd w:id="23"/>
+    <w:bookmarkStart w:id="24" w:name="table-4.4"/>
     <w:p>
       <w:pPr>
         <w:pStyle w:val="Heading1"/>
       </w:pPr>
       <w:r>
-        <w:t xml:space="preserve">Reference</w:t>
-      </w:r>
-    </w:p>
-    <w:bookmarkEnd w:id="21"/>
+        <w:t xml:space="preserve">Table 4.4</w:t>
+      </w:r>
+    </w:p>
+    <w:p>
+      <w:pPr>
+        <w:pStyle w:val="SourceCode"/>
+      </w:pPr>
+      <w:r>
+        <w:rPr>
+          <w:rStyle w:val="FunctionTok"/>
+        </w:rPr>
+        <w:t xml:space="preserve">round</w:t>
+      </w:r>
+      <w:r>
+        <w:rPr>
+          <w:rStyle w:val="NormalTok"/>
+        </w:rPr>
+        <w:t xml:space="preserve">(</w:t>
+      </w:r>
+      <w:r>
+        <w:rPr>
+          <w:rStyle w:val="FunctionTok"/>
+        </w:rPr>
+        <w:t xml:space="preserve">cor</w:t>
+      </w:r>
+      <w:r>
+        <w:rPr>
+          <w:rStyle w:val="NormalTok"/>
+        </w:rPr>
+        <w:t xml:space="preserve">(boston.housing.df),</w:t>
+      </w:r>
+      <w:r>
+        <w:rPr>
+          <w:rStyle w:val="DecValTok"/>
+        </w:rPr>
+        <w:t xml:space="preserve">2</w:t>
+      </w:r>
+      <w:r>
+        <w:rPr>
+          <w:rStyle w:val="NormalTok"/>
+        </w:rPr>
+        <w:t xml:space="preserve">)</w:t>
+      </w:r>
+    </w:p>
+    <w:p>
+      <w:pPr>
+        <w:pStyle w:val="SourceCode"/>
+      </w:pPr>
+      <w:r>
+        <w:rPr>
+          <w:rStyle w:val="VerbatimChar"/>
+        </w:rPr>
+        <w:t xml:space="preserve">           CRIM    ZN INDUS  CHAS   NOX    RM   AGE   DIS   RAD   TAX PTRATIO</w:t>
+      </w:r>
+      <w:r>
+        <w:br/>
+      </w:r>
+      <w:r>
+        <w:rPr>
+          <w:rStyle w:val="VerbatimChar"/>
+        </w:rPr>
+        <w:t xml:space="preserve">CRIM       1.00 -0.20  0.41 -0.06  0.42 -0.22  0.35 -0.38  0.63  0.58    0.29</w:t>
+      </w:r>
+      <w:r>
+        <w:br/>
+      </w:r>
+      <w:r>
+        <w:rPr>
+          <w:rStyle w:val="VerbatimChar"/>
+        </w:rPr>
+        <w:t xml:space="preserve">ZN        -0.20  1.00 -0.53 -0.04 -0.52  0.31 -0.57  0.66 -0.31 -0.31   -0.39</w:t>
+      </w:r>
+      <w:r>
+        <w:br/>
+      </w:r>
+      <w:r>
+        <w:rPr>
+          <w:rStyle w:val="VerbatimChar"/>
+        </w:rPr>
+        <w:t xml:space="preserve">INDUS      0.41 -0.53  1.00  0.06  0.76 -0.39  0.64 -0.71  0.60  0.72    0.38</w:t>
+      </w:r>
+      <w:r>
+        <w:br/>
+      </w:r>
+      <w:r>
+        <w:rPr>
+          <w:rStyle w:val="VerbatimChar"/>
+        </w:rPr>
+        <w:t xml:space="preserve">CHAS      -0.06 -0.04  0.06  1.00  0.09  0.09  0.09 -0.10 -0.01 -0.04   -0.12</w:t>
+      </w:r>
+      <w:r>
+        <w:br/>
+      </w:r>
+      <w:r>
+        <w:rPr>
+          <w:rStyle w:val="VerbatimChar"/>
+        </w:rPr>
+        <w:t xml:space="preserve">NOX        0.42 -0.52  0.76  0.09  1.00 -0.30  0.73 -0.77  0.61  0.67    0.19</w:t>
+      </w:r>
+      <w:r>
+        <w:br/>
+      </w:r>
+      <w:r>
+        <w:rPr>
+          <w:rStyle w:val="VerbatimChar"/>
+        </w:rPr>
+        <w:t xml:space="preserve">RM        -0.22  0.31 -0.39  0.09 -0.30  1.00 -0.24  0.21 -0.21 -0.29   -0.36</w:t>
+      </w:r>
+      <w:r>
+        <w:br/>
+      </w:r>
+      <w:r>
+        <w:rPr>
+          <w:rStyle w:val="VerbatimChar"/>
+        </w:rPr>
+        <w:t xml:space="preserve">AGE        0.35 -0.57  0.64  0.09  0.73 -0.24  1.00 -0.75  0.46  0.51    0.26</w:t>
+      </w:r>
+      <w:r>
+        <w:br/>
+      </w:r>
+      <w:r>
+        <w:rPr>
+          <w:rStyle w:val="VerbatimChar"/>
+        </w:rPr>
+        <w:t xml:space="preserve">DIS       -0.38  0.66 -0.71 -0.10 -0.77  0.21 -0.75  1.00 -0.49 -0.53   -0.23</w:t>
+      </w:r>
+      <w:r>
+        <w:br/>
+      </w:r>
+      <w:r>
+        <w:rPr>
+          <w:rStyle w:val="VerbatimChar"/>
+        </w:rPr>
+        <w:t xml:space="preserve">RAD        0.63 -0.31  0.60 -0.01  0.61 -0.21  0.46 -0.49  1.00  0.91    0.46</w:t>
+      </w:r>
+      <w:r>
+        <w:br/>
+      </w:r>
+      <w:r>
+        <w:rPr>
+          <w:rStyle w:val="VerbatimChar"/>
+        </w:rPr>
+        <w:t xml:space="preserve">TAX        0.58 -0.31  0.72 -0.04  0.67 -0.29  0.51 -0.53  0.91  1.00    0.46</w:t>
+      </w:r>
+      <w:r>
+        <w:br/>
+      </w:r>
+      <w:r>
+        <w:rPr>
+          <w:rStyle w:val="VerbatimChar"/>
+        </w:rPr>
+        <w:t xml:space="preserve">PTRATIO    0.29 -0.39  0.38 -0.12  0.19 -0.36  0.26 -0.23  0.46  0.46    1.00</w:t>
+      </w:r>
+      <w:r>
+        <w:br/>
+      </w:r>
+      <w:r>
+        <w:rPr>
+          <w:rStyle w:val="VerbatimChar"/>
+        </w:rPr>
+        <w:t xml:space="preserve">LSTAT      0.46 -0.41  0.60 -0.05  0.59 -0.61  0.60 -0.50  0.49  0.54    0.37</w:t>
+      </w:r>
+      <w:r>
+        <w:br/>
+      </w:r>
+      <w:r>
+        <w:rPr>
+          <w:rStyle w:val="VerbatimChar"/>
+        </w:rPr>
+        <w:t xml:space="preserve">MEDV      -0.39  0.36 -0.48  0.18 -0.43  0.70 -0.38  0.25 -0.38 -0.47   -0.51</w:t>
+      </w:r>
+      <w:r>
+        <w:br/>
+      </w:r>
+      <w:r>
+        <w:rPr>
+          <w:rStyle w:val="VerbatimChar"/>
+        </w:rPr>
+        <w:t xml:space="preserve">CAT..MEDV -0.15  0.37 -0.37  0.11 -0.23  0.64 -0.19  0.12 -0.20 -0.27   -0.44</w:t>
+      </w:r>
+      <w:r>
+        <w:br/>
+      </w:r>
+      <w:r>
+        <w:rPr>
+          <w:rStyle w:val="VerbatimChar"/>
+        </w:rPr>
+        <w:t xml:space="preserve">          LSTAT  MEDV CAT..MEDV</w:t>
+      </w:r>
+      <w:r>
+        <w:br/>
+      </w:r>
+      <w:r>
+        <w:rPr>
+          <w:rStyle w:val="VerbatimChar"/>
+        </w:rPr>
+        <w:t xml:space="preserve">CRIM       0.46 -0.39     -0.15</w:t>
+      </w:r>
+      <w:r>
+        <w:br/>
+      </w:r>
+      <w:r>
+        <w:rPr>
+          <w:rStyle w:val="VerbatimChar"/>
+        </w:rPr>
+        <w:t xml:space="preserve">ZN        -0.41  0.36      0.37</w:t>
+      </w:r>
+      <w:r>
+        <w:br/>
+      </w:r>
+      <w:r>
+        <w:rPr>
+          <w:rStyle w:val="VerbatimChar"/>
+        </w:rPr>
+        <w:t xml:space="preserve">INDUS      0.60 -0.48     -0.37</w:t>
+      </w:r>
+      <w:r>
+        <w:br/>
+      </w:r>
+      <w:r>
+        <w:rPr>
+          <w:rStyle w:val="VerbatimChar"/>
+        </w:rPr>
+        <w:t xml:space="preserve">CHAS      -0.05  0.18      0.11</w:t>
+      </w:r>
+      <w:r>
+        <w:br/>
+      </w:r>
+      <w:r>
+        <w:rPr>
+          <w:rStyle w:val="VerbatimChar"/>
+        </w:rPr>
+        <w:t xml:space="preserve">NOX        0.59 -0.43     -0.23</w:t>
+      </w:r>
+      <w:r>
+        <w:br/>
+      </w:r>
+      <w:r>
+        <w:rPr>
+          <w:rStyle w:val="VerbatimChar"/>
+        </w:rPr>
+        <w:t xml:space="preserve">RM        -0.61  0.70      0.64</w:t>
+      </w:r>
+      <w:r>
+        <w:br/>
+      </w:r>
+      <w:r>
+        <w:rPr>
+          <w:rStyle w:val="VerbatimChar"/>
+        </w:rPr>
+        <w:t xml:space="preserve">AGE        0.60 -0.38     -0.19</w:t>
+      </w:r>
+      <w:r>
+        <w:br/>
+      </w:r>
+      <w:r>
+        <w:rPr>
+          <w:rStyle w:val="VerbatimChar"/>
+        </w:rPr>
+        <w:t xml:space="preserve">DIS       -0.50  0.25      0.12</w:t>
+      </w:r>
+      <w:r>
+        <w:br/>
+      </w:r>
+      <w:r>
+        <w:rPr>
+          <w:rStyle w:val="VerbatimChar"/>
+        </w:rPr>
+        <w:t xml:space="preserve">RAD        0.49 -0.38     -0.20</w:t>
+      </w:r>
+      <w:r>
+        <w:br/>
+      </w:r>
+      <w:r>
+        <w:rPr>
+          <w:rStyle w:val="VerbatimChar"/>
+        </w:rPr>
+        <w:t xml:space="preserve">TAX        0.54 -0.47     -0.27</w:t>
+      </w:r>
+      <w:r>
+        <w:br/>
+      </w:r>
+      <w:r>
+        <w:rPr>
+          <w:rStyle w:val="VerbatimChar"/>
+        </w:rPr>
+        <w:t xml:space="preserve">PTRATIO    0.37 -0.51     -0.44</w:t>
+      </w:r>
+      <w:r>
+        <w:br/>
+      </w:r>
+      <w:r>
+        <w:rPr>
+          <w:rStyle w:val="VerbatimChar"/>
+        </w:rPr>
+        <w:t xml:space="preserve">LSTAT      1.00 -0.74     -0.47</w:t>
+      </w:r>
+      <w:r>
+        <w:br/>
+      </w:r>
+      <w:r>
+        <w:rPr>
+          <w:rStyle w:val="VerbatimChar"/>
+        </w:rPr>
+        <w:t xml:space="preserve">MEDV      -0.74  1.00      0.79</w:t>
+      </w:r>
+      <w:r>
+        <w:br/>
+      </w:r>
+      <w:r>
+        <w:rPr>
+          <w:rStyle w:val="VerbatimChar"/>
+        </w:rPr>
+        <w:t xml:space="preserve">CAT..MEDV -0.47  0.79      1.00</w:t>
+      </w:r>
+    </w:p>
+    <w:bookmarkEnd w:id="24"/>
+    <w:bookmarkStart w:id="25" w:name="table-4.5"/>
+    <w:p>
+      <w:pPr>
+        <w:pStyle w:val="Heading1"/>
+      </w:pPr>
+      <w:r>
+        <w:t xml:space="preserve">Table 4.5</w:t>
+      </w:r>
+    </w:p>
+    <w:p>
+      <w:pPr>
+        <w:pStyle w:val="SourceCode"/>
+      </w:pPr>
+      <w:r>
+        <w:rPr>
+          <w:rStyle w:val="FunctionTok"/>
+        </w:rPr>
+        <w:t xml:space="preserve">table</w:t>
+      </w:r>
+      <w:r>
+        <w:rPr>
+          <w:rStyle w:val="NormalTok"/>
+        </w:rPr>
+        <w:t xml:space="preserve">(boston.housing.df</w:t>
+      </w:r>
+      <w:r>
+        <w:rPr>
+          <w:rStyle w:val="SpecialCharTok"/>
+        </w:rPr>
+        <w:t xml:space="preserve">$</w:t>
+      </w:r>
+      <w:r>
+        <w:rPr>
+          <w:rStyle w:val="NormalTok"/>
+        </w:rPr>
+        <w:t xml:space="preserve">CHAS)</w:t>
+      </w:r>
+    </w:p>
+    <w:p>
+      <w:pPr>
+        <w:pStyle w:val="SourceCode"/>
+      </w:pPr>
+      <w:r>
+        <w:br/>
+      </w:r>
+      <w:r>
+        <w:rPr>
+          <w:rStyle w:val="VerbatimChar"/>
+        </w:rPr>
+        <w:t xml:space="preserve">  0   1 </w:t>
+      </w:r>
+      <w:r>
+        <w:br/>
+      </w:r>
+      <w:r>
+        <w:rPr>
+          <w:rStyle w:val="VerbatimChar"/>
+        </w:rPr>
+        <w:t xml:space="preserve">471  35 </w:t>
+      </w:r>
+    </w:p>
+    <w:bookmarkEnd w:id="25"/>
+    <w:bookmarkStart w:id="26" w:name="table-4.6"/>
+    <w:p>
+      <w:pPr>
+        <w:pStyle w:val="Heading1"/>
+      </w:pPr>
+      <w:r>
+        <w:t xml:space="preserve">Table 4.6</w:t>
+      </w:r>
+    </w:p>
+    <w:p>
+      <w:pPr>
+        <w:pStyle w:val="SourceCode"/>
+      </w:pPr>
+      <w:r>
+        <w:rPr>
+          <w:rStyle w:val="CommentTok"/>
+        </w:rPr>
+        <w:t xml:space="preserve"># create bins of size 1</w:t>
+      </w:r>
+      <w:r>
+        <w:br/>
+      </w:r>
+      <w:r>
+        <w:rPr>
+          <w:rStyle w:val="NormalTok"/>
+        </w:rPr>
+        <w:t xml:space="preserve">boston.housing.df</w:t>
+      </w:r>
+      <w:r>
+        <w:rPr>
+          <w:rStyle w:val="SpecialCharTok"/>
+        </w:rPr>
+        <w:t xml:space="preserve">$</w:t>
+      </w:r>
+      <w:r>
+        <w:rPr>
+          <w:rStyle w:val="NormalTok"/>
+        </w:rPr>
+        <w:t xml:space="preserve">RM.bin </w:t>
+      </w:r>
+      <w:r>
+        <w:rPr>
+          <w:rStyle w:val="OtherTok"/>
+        </w:rPr>
+        <w:t xml:space="preserve">&lt;-</w:t>
+      </w:r>
+      <w:r>
+        <w:rPr>
+          <w:rStyle w:val="NormalTok"/>
+        </w:rPr>
+        <w:t xml:space="preserve"> </w:t>
+      </w:r>
+      <w:r>
+        <w:rPr>
+          <w:rStyle w:val="FunctionTok"/>
+        </w:rPr>
+        <w:t xml:space="preserve">.bincode</w:t>
+      </w:r>
+      <w:r>
+        <w:rPr>
+          <w:rStyle w:val="NormalTok"/>
+        </w:rPr>
+        <w:t xml:space="preserve">(boston.housing.df</w:t>
+      </w:r>
+      <w:r>
+        <w:rPr>
+          <w:rStyle w:val="SpecialCharTok"/>
+        </w:rPr>
+        <w:t xml:space="preserve">$</w:t>
+      </w:r>
+      <w:r>
+        <w:rPr>
+          <w:rStyle w:val="NormalTok"/>
+        </w:rPr>
+        <w:t xml:space="preserve">RM, </w:t>
+      </w:r>
+      <w:r>
+        <w:rPr>
+          <w:rStyle w:val="FunctionTok"/>
+        </w:rPr>
+        <w:t xml:space="preserve">c</w:t>
+      </w:r>
+      <w:r>
+        <w:rPr>
+          <w:rStyle w:val="NormalTok"/>
+        </w:rPr>
+        <w:t xml:space="preserve">(</w:t>
+      </w:r>
+      <w:r>
+        <w:rPr>
+          <w:rStyle w:val="DecValTok"/>
+        </w:rPr>
+        <w:t xml:space="preserve">1</w:t>
+      </w:r>
+      <w:r>
+        <w:rPr>
+          <w:rStyle w:val="SpecialCharTok"/>
+        </w:rPr>
+        <w:t xml:space="preserve">:</w:t>
+      </w:r>
+      <w:r>
+        <w:rPr>
+          <w:rStyle w:val="DecValTok"/>
+        </w:rPr>
+        <w:t xml:space="preserve">9</w:t>
+      </w:r>
+      <w:r>
+        <w:rPr>
+          <w:rStyle w:val="NormalTok"/>
+        </w:rPr>
+        <w:t xml:space="preserve">))</w:t>
+      </w:r>
+    </w:p>
+    <w:p>
+      <w:pPr>
+        <w:pStyle w:val="SourceCode"/>
+      </w:pPr>
+      <w:r>
+        <w:rPr>
+          <w:rStyle w:val="CommentTok"/>
+        </w:rPr>
+        <w:t xml:space="preserve"># compute the average of MEDV by (binned) RM and CHAS</w:t>
+      </w:r>
+      <w:r>
+        <w:br/>
+      </w:r>
+      <w:r>
+        <w:rPr>
+          <w:rStyle w:val="CommentTok"/>
+        </w:rPr>
+        <w:t xml:space="preserve"># in aggregate() use the argument by= to define the list of aggregating variables, </w:t>
+      </w:r>
+      <w:r>
+        <w:br/>
+      </w:r>
+      <w:r>
+        <w:rPr>
+          <w:rStyle w:val="CommentTok"/>
+        </w:rPr>
+        <w:t xml:space="preserve"># and FUN= as an aggregating function.</w:t>
+      </w:r>
+      <w:r>
+        <w:br/>
+      </w:r>
+      <w:r>
+        <w:rPr>
+          <w:rStyle w:val="FunctionTok"/>
+        </w:rPr>
+        <w:t xml:space="preserve">aggregate</w:t>
+      </w:r>
+      <w:r>
+        <w:rPr>
+          <w:rStyle w:val="NormalTok"/>
+        </w:rPr>
+        <w:t xml:space="preserve">(boston.housing.df</w:t>
+      </w:r>
+      <w:r>
+        <w:rPr>
+          <w:rStyle w:val="SpecialCharTok"/>
+        </w:rPr>
+        <w:t xml:space="preserve">$</w:t>
+      </w:r>
+      <w:r>
+        <w:rPr>
+          <w:rStyle w:val="NormalTok"/>
+        </w:rPr>
+        <w:t xml:space="preserve">MEDV, </w:t>
+      </w:r>
+      <w:r>
+        <w:rPr>
+          <w:rStyle w:val="AttributeTok"/>
+        </w:rPr>
+        <w:t xml:space="preserve">by=</w:t>
+      </w:r>
+      <w:r>
+        <w:rPr>
+          <w:rStyle w:val="FunctionTok"/>
+        </w:rPr>
+        <w:t xml:space="preserve">list</w:t>
+      </w:r>
+      <w:r>
+        <w:rPr>
+          <w:rStyle w:val="NormalTok"/>
+        </w:rPr>
+        <w:t xml:space="preserve">(</w:t>
+      </w:r>
+      <w:r>
+        <w:rPr>
+          <w:rStyle w:val="AttributeTok"/>
+        </w:rPr>
+        <w:t xml:space="preserve">RM=</w:t>
+      </w:r>
+      <w:r>
+        <w:rPr>
+          <w:rStyle w:val="NormalTok"/>
+        </w:rPr>
+        <w:t xml:space="preserve">boston.housing.df</w:t>
+      </w:r>
+      <w:r>
+        <w:rPr>
+          <w:rStyle w:val="SpecialCharTok"/>
+        </w:rPr>
+        <w:t xml:space="preserve">$</w:t>
+      </w:r>
+      <w:r>
+        <w:rPr>
+          <w:rStyle w:val="NormalTok"/>
+        </w:rPr>
+        <w:t xml:space="preserve">RM.bin, </w:t>
+      </w:r>
+      <w:r>
+        <w:br/>
+      </w:r>
+      <w:r>
+        <w:rPr>
+          <w:rStyle w:val="NormalTok"/>
+        </w:rPr>
+        <w:t xml:space="preserve">                                          </w:t>
+      </w:r>
+      <w:r>
+        <w:rPr>
+          <w:rStyle w:val="AttributeTok"/>
+        </w:rPr>
+        <w:t xml:space="preserve">CHAS=</w:t>
+      </w:r>
+      <w:r>
+        <w:rPr>
+          <w:rStyle w:val="NormalTok"/>
+        </w:rPr>
+        <w:t xml:space="preserve">boston.housing.df</w:t>
+      </w:r>
+      <w:r>
+        <w:rPr>
+          <w:rStyle w:val="SpecialCharTok"/>
+        </w:rPr>
+        <w:t xml:space="preserve">$</w:t>
+      </w:r>
+      <w:r>
+        <w:rPr>
+          <w:rStyle w:val="NormalTok"/>
+        </w:rPr>
+        <w:t xml:space="preserve">CHAS), </w:t>
+      </w:r>
+      <w:r>
+        <w:rPr>
+          <w:rStyle w:val="AttributeTok"/>
+        </w:rPr>
+        <w:t xml:space="preserve">FUN=</w:t>
+      </w:r>
+      <w:r>
+        <w:rPr>
+          <w:rStyle w:val="NormalTok"/>
+        </w:rPr>
+        <w:t xml:space="preserve">mean) </w:t>
+      </w:r>
+    </w:p>
+    <w:p>
+      <w:pPr>
+        <w:pStyle w:val="SourceCode"/>
+      </w:pPr>
+      <w:r>
+        <w:rPr>
+          <w:rStyle w:val="VerbatimChar"/>
+        </w:rPr>
+        <w:t xml:space="preserve">   RM CHAS        x</w:t>
+      </w:r>
+      <w:r>
+        <w:br/>
+      </w:r>
+      <w:r>
+        <w:rPr>
+          <w:rStyle w:val="VerbatimChar"/>
+        </w:rPr>
+        <w:t xml:space="preserve">1   3    0 25.30000</w:t>
+      </w:r>
+      <w:r>
+        <w:br/>
+      </w:r>
+      <w:r>
+        <w:rPr>
+          <w:rStyle w:val="VerbatimChar"/>
+        </w:rPr>
+        <w:t xml:space="preserve">2   4    0 15.40714</w:t>
+      </w:r>
+      <w:r>
+        <w:br/>
+      </w:r>
+      <w:r>
+        <w:rPr>
+          <w:rStyle w:val="VerbatimChar"/>
+        </w:rPr>
+        <w:t xml:space="preserve">3   5    0 17.20000</w:t>
+      </w:r>
+      <w:r>
+        <w:br/>
+      </w:r>
+      <w:r>
+        <w:rPr>
+          <w:rStyle w:val="VerbatimChar"/>
+        </w:rPr>
+        <w:t xml:space="preserve">4   6    0 21.76917</w:t>
+      </w:r>
+      <w:r>
+        <w:br/>
+      </w:r>
+      <w:r>
+        <w:rPr>
+          <w:rStyle w:val="VerbatimChar"/>
+        </w:rPr>
+        <w:t xml:space="preserve">5   7    0 35.96444</w:t>
+      </w:r>
+      <w:r>
+        <w:br/>
+      </w:r>
+      <w:r>
+        <w:rPr>
+          <w:rStyle w:val="VerbatimChar"/>
+        </w:rPr>
+        <w:t xml:space="preserve">6   8    0 45.70000</w:t>
+      </w:r>
+      <w:r>
+        <w:br/>
+      </w:r>
+      <w:r>
+        <w:rPr>
+          <w:rStyle w:val="VerbatimChar"/>
+        </w:rPr>
+        <w:t xml:space="preserve">7   5    1 22.21818</w:t>
+      </w:r>
+      <w:r>
+        <w:br/>
+      </w:r>
+      <w:r>
+        <w:rPr>
+          <w:rStyle w:val="VerbatimChar"/>
+        </w:rPr>
+        <w:t xml:space="preserve">8   6    1 25.91875</w:t>
+      </w:r>
+      <w:r>
+        <w:br/>
+      </w:r>
+      <w:r>
+        <w:rPr>
+          <w:rStyle w:val="VerbatimChar"/>
+        </w:rPr>
+        <w:t xml:space="preserve">9   7    1 44.06667</w:t>
+      </w:r>
+      <w:r>
+        <w:br/>
+      </w:r>
+      <w:r>
+        <w:rPr>
+          <w:rStyle w:val="VerbatimChar"/>
+        </w:rPr>
+        <w:t xml:space="preserve">10  8    1 35.95000</w:t>
+      </w:r>
+    </w:p>
+    <w:bookmarkEnd w:id="26"/>
+    <w:bookmarkStart w:id="27" w:name="table-4.7"/>
+    <w:p>
+      <w:pPr>
+        <w:pStyle w:val="Heading1"/>
+      </w:pPr>
+      <w:r>
+        <w:t xml:space="preserve">Table 4.7</w:t>
+      </w:r>
+    </w:p>
+    <w:p>
+      <w:pPr>
+        <w:pStyle w:val="SourceCode"/>
+      </w:pPr>
+      <w:r>
+        <w:rPr>
+          <w:rStyle w:val="CommentTok"/>
+        </w:rPr>
+        <w:t xml:space="preserve"># use install.packages("data/reshape") the first time the package is used</w:t>
+      </w:r>
+      <w:r>
+        <w:br/>
+      </w:r>
+      <w:r>
+        <w:rPr>
+          <w:rStyle w:val="FunctionTok"/>
+        </w:rPr>
+        <w:t xml:space="preserve">library</w:t>
+      </w:r>
+      <w:r>
+        <w:rPr>
+          <w:rStyle w:val="NormalTok"/>
+        </w:rPr>
+        <w:t xml:space="preserve">(reshape) </w:t>
+      </w:r>
+    </w:p>
+    <w:p>
+      <w:pPr>
+        <w:pStyle w:val="SourceCode"/>
+      </w:pPr>
+      <w:r>
+        <w:br/>
+      </w:r>
+      <w:r>
+        <w:rPr>
+          <w:rStyle w:val="VerbatimChar"/>
+        </w:rPr>
+        <w:t xml:space="preserve">Attaching package: 'reshape'</w:t>
+      </w:r>
+    </w:p>
+    <w:p>
+      <w:pPr>
+        <w:pStyle w:val="SourceCode"/>
+      </w:pPr>
+      <w:r>
+        <w:rPr>
+          <w:rStyle w:val="VerbatimChar"/>
+        </w:rPr>
+        <w:t xml:space="preserve">The following object is masked from 'package:lubridate':</w:t>
+      </w:r>
+      <w:r>
+        <w:br/>
+      </w:r>
+      <w:r>
+        <w:br/>
+      </w:r>
+      <w:r>
+        <w:rPr>
+          <w:rStyle w:val="VerbatimChar"/>
+        </w:rPr>
+        <w:t xml:space="preserve">    stamp</w:t>
+      </w:r>
+    </w:p>
+    <w:p>
+      <w:pPr>
+        <w:pStyle w:val="SourceCode"/>
+      </w:pPr>
+      <w:r>
+        <w:rPr>
+          <w:rStyle w:val="VerbatimChar"/>
+        </w:rPr>
+        <w:t xml:space="preserve">The following object is masked from 'package:dplyr':</w:t>
+      </w:r>
+      <w:r>
+        <w:br/>
+      </w:r>
+      <w:r>
+        <w:br/>
+      </w:r>
+      <w:r>
+        <w:rPr>
+          <w:rStyle w:val="VerbatimChar"/>
+        </w:rPr>
+        <w:t xml:space="preserve">    rename</w:t>
+      </w:r>
+    </w:p>
+    <w:p>
+      <w:pPr>
+        <w:pStyle w:val="SourceCode"/>
+      </w:pPr>
+      <w:r>
+        <w:rPr>
+          <w:rStyle w:val="VerbatimChar"/>
+        </w:rPr>
+        <w:t xml:space="preserve">The following objects are masked from 'package:tidyr':</w:t>
+      </w:r>
+      <w:r>
+        <w:br/>
+      </w:r>
+      <w:r>
+        <w:br/>
+      </w:r>
+      <w:r>
+        <w:rPr>
+          <w:rStyle w:val="VerbatimChar"/>
+        </w:rPr>
+        <w:t xml:space="preserve">    expand, smiths</w:t>
+      </w:r>
+    </w:p>
+    <w:p>
+      <w:pPr>
+        <w:pStyle w:val="SourceCode"/>
+      </w:pPr>
+      <w:r>
+        <w:rPr>
+          <w:rStyle w:val="NormalTok"/>
+        </w:rPr>
+        <w:t xml:space="preserve">boston.housing.df </w:t>
+      </w:r>
+      <w:r>
+        <w:rPr>
+          <w:rStyle w:val="OtherTok"/>
+        </w:rPr>
+        <w:t xml:space="preserve">&lt;-</w:t>
+      </w:r>
+      <w:r>
+        <w:rPr>
+          <w:rStyle w:val="NormalTok"/>
+        </w:rPr>
+        <w:t xml:space="preserve"> </w:t>
+      </w:r>
+      <w:r>
+        <w:rPr>
+          <w:rStyle w:val="FunctionTok"/>
+        </w:rPr>
+        <w:t xml:space="preserve">read.csv</w:t>
+      </w:r>
+      <w:r>
+        <w:rPr>
+          <w:rStyle w:val="NormalTok"/>
+        </w:rPr>
+        <w:t xml:space="preserve">(</w:t>
+      </w:r>
+      <w:r>
+        <w:rPr>
+          <w:rStyle w:val="StringTok"/>
+        </w:rPr>
+        <w:t xml:space="preserve">"data/BostonHousing.csv"</w:t>
+      </w:r>
+      <w:r>
+        <w:rPr>
+          <w:rStyle w:val="NormalTok"/>
+        </w:rPr>
+        <w:t xml:space="preserve">)</w:t>
+      </w:r>
+      <w:r>
+        <w:br/>
+      </w:r>
+      <w:r>
+        <w:rPr>
+          <w:rStyle w:val="CommentTok"/>
+        </w:rPr>
+        <w:t xml:space="preserve"># create bins of size 1</w:t>
+      </w:r>
+      <w:r>
+        <w:br/>
+      </w:r>
+      <w:r>
+        <w:rPr>
+          <w:rStyle w:val="NormalTok"/>
+        </w:rPr>
+        <w:t xml:space="preserve">boston.housing.df</w:t>
+      </w:r>
+      <w:r>
+        <w:rPr>
+          <w:rStyle w:val="SpecialCharTok"/>
+        </w:rPr>
+        <w:t xml:space="preserve">$</w:t>
+      </w:r>
+      <w:r>
+        <w:rPr>
+          <w:rStyle w:val="NormalTok"/>
+        </w:rPr>
+        <w:t xml:space="preserve">RM.bin </w:t>
+      </w:r>
+      <w:r>
+        <w:rPr>
+          <w:rStyle w:val="OtherTok"/>
+        </w:rPr>
+        <w:t xml:space="preserve">&lt;-</w:t>
+      </w:r>
+      <w:r>
+        <w:rPr>
+          <w:rStyle w:val="NormalTok"/>
+        </w:rPr>
+        <w:t xml:space="preserve"> </w:t>
+      </w:r>
+      <w:r>
+        <w:rPr>
+          <w:rStyle w:val="FunctionTok"/>
+        </w:rPr>
+        <w:t xml:space="preserve">.bincode</w:t>
+      </w:r>
+      <w:r>
+        <w:rPr>
+          <w:rStyle w:val="NormalTok"/>
+        </w:rPr>
+        <w:t xml:space="preserve">(boston.housing.df</w:t>
+      </w:r>
+      <w:r>
+        <w:rPr>
+          <w:rStyle w:val="SpecialCharTok"/>
+        </w:rPr>
+        <w:t xml:space="preserve">$</w:t>
+      </w:r>
+      <w:r>
+        <w:rPr>
+          <w:rStyle w:val="NormalTok"/>
+        </w:rPr>
+        <w:t xml:space="preserve">RM, </w:t>
+      </w:r>
+      <w:r>
+        <w:rPr>
+          <w:rStyle w:val="FunctionTok"/>
+        </w:rPr>
+        <w:t xml:space="preserve">c</w:t>
+      </w:r>
+      <w:r>
+        <w:rPr>
+          <w:rStyle w:val="NormalTok"/>
+        </w:rPr>
+        <w:t xml:space="preserve">(</w:t>
+      </w:r>
+      <w:r>
+        <w:rPr>
+          <w:rStyle w:val="DecValTok"/>
+        </w:rPr>
+        <w:t xml:space="preserve">1</w:t>
+      </w:r>
+      <w:r>
+        <w:rPr>
+          <w:rStyle w:val="SpecialCharTok"/>
+        </w:rPr>
+        <w:t xml:space="preserve">:</w:t>
+      </w:r>
+      <w:r>
+        <w:rPr>
+          <w:rStyle w:val="DecValTok"/>
+        </w:rPr>
+        <w:t xml:space="preserve">9</w:t>
+      </w:r>
+      <w:r>
+        <w:rPr>
+          <w:rStyle w:val="NormalTok"/>
+        </w:rPr>
+        <w:t xml:space="preserve">)) </w:t>
+      </w:r>
+      <w:r>
+        <w:br/>
+      </w:r>
+      <w:r>
+        <w:br/>
+      </w:r>
+      <w:r>
+        <w:rPr>
+          <w:rStyle w:val="CommentTok"/>
+        </w:rPr>
+        <w:t xml:space="preserve"># use melt() to stack a set of columns into a single column of data.</w:t>
+      </w:r>
+      <w:r>
+        <w:br/>
+      </w:r>
+      <w:r>
+        <w:rPr>
+          <w:rStyle w:val="CommentTok"/>
+        </w:rPr>
+        <w:t xml:space="preserve"># stack MEDV values for each combination of (binned) RM and CHAS</w:t>
+      </w:r>
+      <w:r>
+        <w:br/>
+      </w:r>
+      <w:r>
+        <w:rPr>
+          <w:rStyle w:val="CommentTok"/>
+        </w:rPr>
+        <w:t xml:space="preserve">#mlt &lt;- melt(boston.housing.df, id=c("data/RM.bin", "CHAS"), measure=c("data/MEDV"))</w:t>
+      </w:r>
+      <w:r>
+        <w:br/>
+      </w:r>
+      <w:r>
+        <w:rPr>
+          <w:rStyle w:val="CommentTok"/>
+        </w:rPr>
+        <w:t xml:space="preserve">#head(mlt, 5)</w:t>
+      </w:r>
+      <w:r>
+        <w:br/>
+      </w:r>
+      <w:r>
+        <w:br/>
+      </w:r>
+      <w:r>
+        <w:rPr>
+          <w:rStyle w:val="CommentTok"/>
+        </w:rPr>
+        <w:t xml:space="preserve"># use cast() to reshape data and generate pivot table</w:t>
+      </w:r>
+      <w:r>
+        <w:br/>
+      </w:r>
+      <w:r>
+        <w:rPr>
+          <w:rStyle w:val="CommentTok"/>
+        </w:rPr>
+        <w:t xml:space="preserve">#cast(mlt, RM.bin ~ CHAS, subset=variable=="MEDV", </w:t>
+      </w:r>
+      <w:r>
+        <w:br/>
+      </w:r>
+      <w:r>
+        <w:rPr>
+          <w:rStyle w:val="CommentTok"/>
+        </w:rPr>
+        <w:t xml:space="preserve">#     margins=c("data/grand_row", "grand_col"), mean)</w:t>
+      </w:r>
+    </w:p>
+    <w:bookmarkEnd w:id="27"/>
+    <w:bookmarkStart w:id="31" w:name="figure-4.1"/>
+    <w:p>
+      <w:pPr>
+        <w:pStyle w:val="Heading1"/>
+      </w:pPr>
+      <w:r>
+        <w:t xml:space="preserve">Figure 4.1</w:t>
+      </w:r>
+    </w:p>
+    <w:p>
+      <w:pPr>
+        <w:pStyle w:val="SourceCode"/>
+      </w:pPr>
+      <w:r>
+        <w:rPr>
+          <w:rStyle w:val="FunctionTok"/>
+        </w:rPr>
+        <w:t xml:space="preserve">library</w:t>
+      </w:r>
+      <w:r>
+        <w:rPr>
+          <w:rStyle w:val="NormalTok"/>
+        </w:rPr>
+        <w:t xml:space="preserve">(ggmap)</w:t>
+      </w:r>
+    </w:p>
+    <w:p>
+      <w:pPr>
+        <w:pStyle w:val="SourceCode"/>
+      </w:pPr>
+      <w:r>
+        <w:rPr>
+          <w:rStyle w:val="VerbatimChar"/>
+        </w:rPr>
+        <w:t xml:space="preserve">ℹ Google's Terms of Service: &lt;https://mapsplatform.google.com&gt;</w:t>
+      </w:r>
+      <w:r>
+        <w:br/>
+      </w:r>
+      <w:r>
+        <w:rPr>
+          <w:rStyle w:val="VerbatimChar"/>
+        </w:rPr>
+        <w:t xml:space="preserve">  Stadia Maps' Terms of Service: &lt;https://stadiamaps.com/terms-of-service/&gt;</w:t>
+      </w:r>
+      <w:r>
+        <w:br/>
+      </w:r>
+      <w:r>
+        <w:rPr>
+          <w:rStyle w:val="VerbatimChar"/>
+        </w:rPr>
+        <w:t xml:space="preserve">  OpenStreetMap's Tile Usage Policy: &lt;https://operations.osmfoundation.org/policies/tiles/&gt;</w:t>
+      </w:r>
+      <w:r>
+        <w:br/>
+      </w:r>
+      <w:r>
+        <w:rPr>
+          <w:rStyle w:val="VerbatimChar"/>
+        </w:rPr>
+        <w:t xml:space="preserve">ℹ Please cite ggmap if you use it! Use `citation("ggmap")` for details.</w:t>
+      </w:r>
+    </w:p>
+    <w:p>
+      <w:pPr>
+        <w:pStyle w:val="SourceCode"/>
+      </w:pPr>
+      <w:r>
+        <w:rPr>
+          <w:rStyle w:val="NormalTok"/>
+        </w:rPr>
+        <w:t xml:space="preserve">tbl </w:t>
+      </w:r>
+      <w:r>
+        <w:rPr>
+          <w:rStyle w:val="OtherTok"/>
+        </w:rPr>
+        <w:t xml:space="preserve">&lt;-</w:t>
+      </w:r>
+      <w:r>
+        <w:rPr>
+          <w:rStyle w:val="NormalTok"/>
+        </w:rPr>
+        <w:t xml:space="preserve"> </w:t>
+      </w:r>
+      <w:r>
+        <w:rPr>
+          <w:rStyle w:val="FunctionTok"/>
+        </w:rPr>
+        <w:t xml:space="preserve">table</w:t>
+      </w:r>
+      <w:r>
+        <w:rPr>
+          <w:rStyle w:val="NormalTok"/>
+        </w:rPr>
+        <w:t xml:space="preserve">(boston.housing.df</w:t>
+      </w:r>
+      <w:r>
+        <w:rPr>
+          <w:rStyle w:val="SpecialCharTok"/>
+        </w:rPr>
+        <w:t xml:space="preserve">$</w:t>
+      </w:r>
+      <w:r>
+        <w:rPr>
+          <w:rStyle w:val="NormalTok"/>
+        </w:rPr>
+        <w:t xml:space="preserve">CAT..MEDV, boston.housing.df</w:t>
+      </w:r>
+      <w:r>
+        <w:rPr>
+          <w:rStyle w:val="SpecialCharTok"/>
+        </w:rPr>
+        <w:t xml:space="preserve">$</w:t>
+      </w:r>
+      <w:r>
+        <w:rPr>
+          <w:rStyle w:val="NormalTok"/>
+        </w:rPr>
+        <w:t xml:space="preserve">ZN)</w:t>
+      </w:r>
+      <w:r>
+        <w:br/>
+      </w:r>
+      <w:r>
+        <w:rPr>
+          <w:rStyle w:val="NormalTok"/>
+        </w:rPr>
+        <w:t xml:space="preserve">prop.tbl </w:t>
+      </w:r>
+      <w:r>
+        <w:rPr>
+          <w:rStyle w:val="OtherTok"/>
+        </w:rPr>
+        <w:t xml:space="preserve">&lt;-</w:t>
+      </w:r>
+      <w:r>
+        <w:rPr>
+          <w:rStyle w:val="NormalTok"/>
+        </w:rPr>
+        <w:t xml:space="preserve"> </w:t>
+      </w:r>
+      <w:r>
+        <w:rPr>
+          <w:rStyle w:val="FunctionTok"/>
+        </w:rPr>
+        <w:t xml:space="preserve">prop.table</w:t>
+      </w:r>
+      <w:r>
+        <w:rPr>
+          <w:rStyle w:val="NormalTok"/>
+        </w:rPr>
+        <w:t xml:space="preserve">(tbl, </w:t>
+      </w:r>
+      <w:r>
+        <w:rPr>
+          <w:rStyle w:val="AttributeTok"/>
+        </w:rPr>
+        <w:t xml:space="preserve">margin=</w:t>
+      </w:r>
+      <w:r>
+        <w:rPr>
+          <w:rStyle w:val="DecValTok"/>
+        </w:rPr>
+        <w:t xml:space="preserve">2</w:t>
+      </w:r>
+      <w:r>
+        <w:rPr>
+          <w:rStyle w:val="NormalTok"/>
+        </w:rPr>
+        <w:t xml:space="preserve">)</w:t>
+      </w:r>
+      <w:r>
+        <w:br/>
+      </w:r>
+      <w:r>
+        <w:rPr>
+          <w:rStyle w:val="FunctionTok"/>
+        </w:rPr>
+        <w:t xml:space="preserve">barplot</w:t>
+      </w:r>
+      <w:r>
+        <w:rPr>
+          <w:rStyle w:val="NormalTok"/>
+        </w:rPr>
+        <w:t xml:space="preserve">(prop.tbl, </w:t>
+      </w:r>
+      <w:r>
+        <w:rPr>
+          <w:rStyle w:val="AttributeTok"/>
+        </w:rPr>
+        <w:t xml:space="preserve">xlab=</w:t>
+      </w:r>
+      <w:r>
+        <w:rPr>
+          <w:rStyle w:val="StringTok"/>
+        </w:rPr>
+        <w:t xml:space="preserve">"ZN"</w:t>
+      </w:r>
+      <w:r>
+        <w:rPr>
+          <w:rStyle w:val="NormalTok"/>
+        </w:rPr>
+        <w:t xml:space="preserve">, </w:t>
+      </w:r>
+      <w:r>
+        <w:rPr>
+          <w:rStyle w:val="AttributeTok"/>
+        </w:rPr>
+        <w:t xml:space="preserve">ylab=</w:t>
+      </w:r>
+      <w:r>
+        <w:rPr>
+          <w:rStyle w:val="StringTok"/>
+        </w:rPr>
+        <w:t xml:space="preserve">""</w:t>
+      </w:r>
+      <w:r>
+        <w:rPr>
+          <w:rStyle w:val="NormalTok"/>
+        </w:rPr>
+        <w:t xml:space="preserve">, </w:t>
+      </w:r>
+      <w:r>
+        <w:rPr>
+          <w:rStyle w:val="AttributeTok"/>
+        </w:rPr>
+        <w:t xml:space="preserve">yaxt=</w:t>
+      </w:r>
+      <w:r>
+        <w:rPr>
+          <w:rStyle w:val="StringTok"/>
+        </w:rPr>
+        <w:t xml:space="preserve">"n"</w:t>
+      </w:r>
+      <w:r>
+        <w:rPr>
+          <w:rStyle w:val="NormalTok"/>
+        </w:rPr>
+        <w:t xml:space="preserve">,</w:t>
+      </w:r>
+      <w:r>
+        <w:rPr>
+          <w:rStyle w:val="AttributeTok"/>
+        </w:rPr>
+        <w:t xml:space="preserve">main=</w:t>
+      </w:r>
+      <w:r>
+        <w:rPr>
+          <w:rStyle w:val="StringTok"/>
+        </w:rPr>
+        <w:t xml:space="preserve">"Distribution of CAT.MEDV by ZN"</w:t>
+      </w:r>
+      <w:r>
+        <w:rPr>
+          <w:rStyle w:val="NormalTok"/>
+        </w:rPr>
+        <w:t xml:space="preserve">)</w:t>
+      </w:r>
+      <w:r>
+        <w:br/>
+      </w:r>
+      <w:r>
+        <w:rPr>
+          <w:rStyle w:val="FunctionTok"/>
+        </w:rPr>
+        <w:t xml:space="preserve">axis</w:t>
+      </w:r>
+      <w:r>
+        <w:rPr>
+          <w:rStyle w:val="NormalTok"/>
+        </w:rPr>
+        <w:t xml:space="preserve">(</w:t>
+      </w:r>
+      <w:r>
+        <w:rPr>
+          <w:rStyle w:val="DecValTok"/>
+        </w:rPr>
+        <w:t xml:space="preserve">2</w:t>
+      </w:r>
+      <w:r>
+        <w:rPr>
+          <w:rStyle w:val="NormalTok"/>
+        </w:rPr>
+        <w:t xml:space="preserve">, </w:t>
+      </w:r>
+      <w:r>
+        <w:rPr>
+          <w:rStyle w:val="AttributeTok"/>
+        </w:rPr>
+        <w:t xml:space="preserve">at=</w:t>
+      </w:r>
+      <w:r>
+        <w:rPr>
+          <w:rStyle w:val="NormalTok"/>
+        </w:rPr>
+        <w:t xml:space="preserve">(</w:t>
+      </w:r>
+      <w:r>
+        <w:rPr>
+          <w:rStyle w:val="FunctionTok"/>
+        </w:rPr>
+        <w:t xml:space="preserve">seq</w:t>
+      </w:r>
+      <w:r>
+        <w:rPr>
+          <w:rStyle w:val="NormalTok"/>
+        </w:rPr>
+        <w:t xml:space="preserve">(</w:t>
+      </w:r>
+      <w:r>
+        <w:rPr>
+          <w:rStyle w:val="DecValTok"/>
+        </w:rPr>
+        <w:t xml:space="preserve">0</w:t>
+      </w:r>
+      <w:r>
+        <w:rPr>
+          <w:rStyle w:val="NormalTok"/>
+        </w:rPr>
+        <w:t xml:space="preserve">,</w:t>
+      </w:r>
+      <w:r>
+        <w:rPr>
+          <w:rStyle w:val="DecValTok"/>
+        </w:rPr>
+        <w:t xml:space="preserve">1</w:t>
+      </w:r>
+      <w:r>
+        <w:rPr>
+          <w:rStyle w:val="NormalTok"/>
+        </w:rPr>
+        <w:t xml:space="preserve">, </w:t>
+      </w:r>
+      <w:r>
+        <w:rPr>
+          <w:rStyle w:val="FloatTok"/>
+        </w:rPr>
+        <w:t xml:space="preserve">0.2</w:t>
+      </w:r>
+      <w:r>
+        <w:rPr>
+          <w:rStyle w:val="NormalTok"/>
+        </w:rPr>
+        <w:t xml:space="preserve">)), </w:t>
+      </w:r>
+      <w:r>
+        <w:rPr>
+          <w:rStyle w:val="FunctionTok"/>
+        </w:rPr>
+        <w:t xml:space="preserve">paste</w:t>
+      </w:r>
+      <w:r>
+        <w:rPr>
+          <w:rStyle w:val="NormalTok"/>
+        </w:rPr>
+        <w:t xml:space="preserve">(</w:t>
+      </w:r>
+      <w:r>
+        <w:rPr>
+          <w:rStyle w:val="FunctionTok"/>
+        </w:rPr>
+        <w:t xml:space="preserve">seq</w:t>
+      </w:r>
+      <w:r>
+        <w:rPr>
+          <w:rStyle w:val="NormalTok"/>
+        </w:rPr>
+        <w:t xml:space="preserve">(</w:t>
+      </w:r>
+      <w:r>
+        <w:rPr>
+          <w:rStyle w:val="DecValTok"/>
+        </w:rPr>
+        <w:t xml:space="preserve">0</w:t>
+      </w:r>
+      <w:r>
+        <w:rPr>
+          <w:rStyle w:val="NormalTok"/>
+        </w:rPr>
+        <w:t xml:space="preserve">,</w:t>
+      </w:r>
+      <w:r>
+        <w:rPr>
+          <w:rStyle w:val="DecValTok"/>
+        </w:rPr>
+        <w:t xml:space="preserve">100</w:t>
+      </w:r>
+      <w:r>
+        <w:rPr>
+          <w:rStyle w:val="NormalTok"/>
+        </w:rPr>
+        <w:t xml:space="preserve">,</w:t>
+      </w:r>
+      <w:r>
+        <w:rPr>
+          <w:rStyle w:val="DecValTok"/>
+        </w:rPr>
+        <w:t xml:space="preserve">20</w:t>
+      </w:r>
+      <w:r>
+        <w:rPr>
+          <w:rStyle w:val="NormalTok"/>
+        </w:rPr>
+        <w:t xml:space="preserve">), </w:t>
+      </w:r>
+      <w:r>
+        <w:rPr>
+          <w:rStyle w:val="StringTok"/>
+        </w:rPr>
+        <w:t xml:space="preserve">"%"</w:t>
+      </w:r>
+      <w:r>
+        <w:rPr>
+          <w:rStyle w:val="NormalTok"/>
+        </w:rPr>
+        <w:t xml:space="preserve">))</w:t>
+      </w:r>
+    </w:p>
+    <w:p>
+      <w:pPr>
+        <w:pStyle w:val="FirstParagraph"/>
+      </w:pPr>
+      <w:r>
+        <w:drawing>
+          <wp:inline>
+            <wp:extent cx="5334000" cy="4000500"/>
+            <wp:effectExtent b="0" l="0" r="0" t="0"/>
+            <wp:docPr descr="" title="" id="29" name="Picture"/>
+            <a:graphic>
+              <a:graphicData uri="http://schemas.openxmlformats.org/drawingml/2006/picture">
+                <pic:pic>
+                  <pic:nvPicPr>
+                    <pic:cNvPr descr="chapter4_notebook_files/figure-docx/unnamed-chunk-10-1.png" id="30" name="Picture"/>
+                    <pic:cNvPicPr>
+                      <a:picLocks noChangeArrowheads="1" noChangeAspect="1"/>
+                    </pic:cNvPicPr>
+                  </pic:nvPicPr>
+                  <pic:blipFill>
+                    <a:blip r:embed="rId28"/>
+                    <a:stretch>
+                      <a:fillRect/>
+                    </a:stretch>
+                  </pic:blipFill>
+                  <pic:spPr bwMode="auto">
+                    <a:xfrm>
+                      <a:off x="0" y="0"/>
+                      <a:ext cx="5334000" cy="4000500"/>
+                    </a:xfrm>
+                    <a:prstGeom prst="rect">
+                      <a:avLst/>
+                    </a:prstGeom>
+                    <a:noFill/>
+                    <a:ln w="9525">
+                      <a:noFill/>
+                      <a:headEnd/>
+                      <a:tailEnd/>
+                    </a:ln>
+                  </pic:spPr>
+                </pic:pic>
+              </a:graphicData>
+            </a:graphic>
+          </wp:inline>
+        </w:drawing>
+      </w:r>
+    </w:p>
+    <w:bookmarkEnd w:id="31"/>
+    <w:bookmarkStart w:id="32" w:name="table-4.10"/>
+    <w:p>
+      <w:pPr>
+        <w:pStyle w:val="Heading1"/>
+      </w:pPr>
+      <w:r>
+        <w:t xml:space="preserve">Table 4.10</w:t>
+      </w:r>
+    </w:p>
+    <w:p>
+      <w:pPr>
+        <w:pStyle w:val="SourceCode"/>
+      </w:pPr>
+      <w:r>
+        <w:rPr>
+          <w:rStyle w:val="NormalTok"/>
+        </w:rPr>
+        <w:t xml:space="preserve">cereals.df </w:t>
+      </w:r>
+      <w:r>
+        <w:rPr>
+          <w:rStyle w:val="OtherTok"/>
+        </w:rPr>
+        <w:t xml:space="preserve">&lt;-</w:t>
+      </w:r>
+      <w:r>
+        <w:rPr>
+          <w:rStyle w:val="NormalTok"/>
+        </w:rPr>
+        <w:t xml:space="preserve"> </w:t>
+      </w:r>
+      <w:r>
+        <w:rPr>
+          <w:rStyle w:val="FunctionTok"/>
+        </w:rPr>
+        <w:t xml:space="preserve">read.csv</w:t>
+      </w:r>
+      <w:r>
+        <w:rPr>
+          <w:rStyle w:val="NormalTok"/>
+        </w:rPr>
+        <w:t xml:space="preserve">(</w:t>
+      </w:r>
+      <w:r>
+        <w:rPr>
+          <w:rStyle w:val="StringTok"/>
+        </w:rPr>
+        <w:t xml:space="preserve">"data/Cereals.csv"</w:t>
+      </w:r>
+      <w:r>
+        <w:rPr>
+          <w:rStyle w:val="NormalTok"/>
+        </w:rPr>
+        <w:t xml:space="preserve">) </w:t>
+      </w:r>
+      <w:r>
+        <w:br/>
+      </w:r>
+      <w:r>
+        <w:rPr>
+          <w:rStyle w:val="CommentTok"/>
+        </w:rPr>
+        <w:t xml:space="preserve"># compute PCs on two dimensions</w:t>
+      </w:r>
+      <w:r>
+        <w:br/>
+      </w:r>
+      <w:r>
+        <w:rPr>
+          <w:rStyle w:val="NormalTok"/>
+        </w:rPr>
+        <w:t xml:space="preserve">pcs </w:t>
+      </w:r>
+      <w:r>
+        <w:rPr>
+          <w:rStyle w:val="OtherTok"/>
+        </w:rPr>
+        <w:t xml:space="preserve">&lt;-</w:t>
+      </w:r>
+      <w:r>
+        <w:rPr>
+          <w:rStyle w:val="NormalTok"/>
+        </w:rPr>
+        <w:t xml:space="preserve"> </w:t>
+      </w:r>
+      <w:r>
+        <w:rPr>
+          <w:rStyle w:val="FunctionTok"/>
+        </w:rPr>
+        <w:t xml:space="preserve">prcomp</w:t>
+      </w:r>
+      <w:r>
+        <w:rPr>
+          <w:rStyle w:val="NormalTok"/>
+        </w:rPr>
+        <w:t xml:space="preserve">(</w:t>
+      </w:r>
+      <w:r>
+        <w:rPr>
+          <w:rStyle w:val="FunctionTok"/>
+        </w:rPr>
+        <w:t xml:space="preserve">data.frame</w:t>
+      </w:r>
+      <w:r>
+        <w:rPr>
+          <w:rStyle w:val="NormalTok"/>
+        </w:rPr>
+        <w:t xml:space="preserve">(cereals.df</w:t>
+      </w:r>
+      <w:r>
+        <w:rPr>
+          <w:rStyle w:val="SpecialCharTok"/>
+        </w:rPr>
+        <w:t xml:space="preserve">$</w:t>
+      </w:r>
+      <w:r>
+        <w:rPr>
+          <w:rStyle w:val="NormalTok"/>
+        </w:rPr>
+        <w:t xml:space="preserve">calories, cereals.df</w:t>
+      </w:r>
+      <w:r>
+        <w:rPr>
+          <w:rStyle w:val="SpecialCharTok"/>
+        </w:rPr>
+        <w:t xml:space="preserve">$</w:t>
+      </w:r>
+      <w:r>
+        <w:rPr>
+          <w:rStyle w:val="NormalTok"/>
+        </w:rPr>
+        <w:t xml:space="preserve">rating)) </w:t>
+      </w:r>
+      <w:r>
+        <w:br/>
+      </w:r>
+      <w:r>
+        <w:rPr>
+          <w:rStyle w:val="FunctionTok"/>
+        </w:rPr>
+        <w:t xml:space="preserve">summary</w:t>
+      </w:r>
+      <w:r>
+        <w:rPr>
+          <w:rStyle w:val="NormalTok"/>
+        </w:rPr>
+        <w:t xml:space="preserve">(pcs) </w:t>
+      </w:r>
+    </w:p>
+    <w:p>
+      <w:pPr>
+        <w:pStyle w:val="SourceCode"/>
+      </w:pPr>
+      <w:r>
+        <w:rPr>
+          <w:rStyle w:val="VerbatimChar"/>
+        </w:rPr>
+        <w:t xml:space="preserve">Importance of components:</w:t>
+      </w:r>
+      <w:r>
+        <w:br/>
+      </w:r>
+      <w:r>
+        <w:rPr>
+          <w:rStyle w:val="VerbatimChar"/>
+        </w:rPr>
+        <w:t xml:space="preserve">                           PC1    PC2</w:t>
+      </w:r>
+      <w:r>
+        <w:br/>
+      </w:r>
+      <w:r>
+        <w:rPr>
+          <w:rStyle w:val="VerbatimChar"/>
+        </w:rPr>
+        <w:t xml:space="preserve">Standard deviation     22.3165 8.8844</w:t>
+      </w:r>
+      <w:r>
+        <w:br/>
+      </w:r>
+      <w:r>
+        <w:rPr>
+          <w:rStyle w:val="VerbatimChar"/>
+        </w:rPr>
+        <w:t xml:space="preserve">Proportion of Variance  0.8632 0.1368</w:t>
+      </w:r>
+      <w:r>
+        <w:br/>
+      </w:r>
+      <w:r>
+        <w:rPr>
+          <w:rStyle w:val="VerbatimChar"/>
+        </w:rPr>
+        <w:t xml:space="preserve">Cumulative Proportion   0.8632 1.0000</w:t>
+      </w:r>
+    </w:p>
+    <w:p>
+      <w:pPr>
+        <w:pStyle w:val="SourceCode"/>
+      </w:pPr>
+      <w:r>
+        <w:rPr>
+          <w:rStyle w:val="NormalTok"/>
+        </w:rPr>
+        <w:t xml:space="preserve">pcs</w:t>
+      </w:r>
+      <w:r>
+        <w:rPr>
+          <w:rStyle w:val="SpecialCharTok"/>
+        </w:rPr>
+        <w:t xml:space="preserve">$</w:t>
+      </w:r>
+      <w:r>
+        <w:rPr>
+          <w:rStyle w:val="NormalTok"/>
+        </w:rPr>
+        <w:t xml:space="preserve">rot</w:t>
+      </w:r>
+    </w:p>
+    <w:p>
+      <w:pPr>
+        <w:pStyle w:val="SourceCode"/>
+      </w:pPr>
+      <w:r>
+        <w:rPr>
+          <w:rStyle w:val="VerbatimChar"/>
+        </w:rPr>
+        <w:t xml:space="preserve">                           PC1       PC2</w:t>
+      </w:r>
+      <w:r>
+        <w:br/>
+      </w:r>
+      <w:r>
+        <w:rPr>
+          <w:rStyle w:val="VerbatimChar"/>
+        </w:rPr>
+        <w:t xml:space="preserve">cereals.df.calories  0.8470535 0.5315077</w:t>
+      </w:r>
+      <w:r>
+        <w:br/>
+      </w:r>
+      <w:r>
+        <w:rPr>
+          <w:rStyle w:val="VerbatimChar"/>
+        </w:rPr>
+        <w:t xml:space="preserve">cereals.df.rating   -0.5315077 0.8470535</w:t>
+      </w:r>
+    </w:p>
+    <w:p>
+      <w:pPr>
+        <w:pStyle w:val="SourceCode"/>
+      </w:pPr>
+      <w:r>
+        <w:rPr>
+          <w:rStyle w:val="NormalTok"/>
+        </w:rPr>
+        <w:t xml:space="preserve">scores </w:t>
+      </w:r>
+      <w:r>
+        <w:rPr>
+          <w:rStyle w:val="OtherTok"/>
+        </w:rPr>
+        <w:t xml:space="preserve">&lt;-</w:t>
+      </w:r>
+      <w:r>
+        <w:rPr>
+          <w:rStyle w:val="NormalTok"/>
+        </w:rPr>
+        <w:t xml:space="preserve"> pcs</w:t>
+      </w:r>
+      <w:r>
+        <w:rPr>
+          <w:rStyle w:val="SpecialCharTok"/>
+        </w:rPr>
+        <w:t xml:space="preserve">$</w:t>
+      </w:r>
+      <w:r>
+        <w:rPr>
+          <w:rStyle w:val="NormalTok"/>
+        </w:rPr>
+        <w:t xml:space="preserve">x</w:t>
+      </w:r>
+      <w:r>
+        <w:br/>
+      </w:r>
+      <w:r>
+        <w:rPr>
+          <w:rStyle w:val="FunctionTok"/>
+        </w:rPr>
+        <w:t xml:space="preserve">head</w:t>
+      </w:r>
+      <w:r>
+        <w:rPr>
+          <w:rStyle w:val="NormalTok"/>
+        </w:rPr>
+        <w:t xml:space="preserve">(scores, </w:t>
+      </w:r>
+      <w:r>
+        <w:rPr>
+          <w:rStyle w:val="DecValTok"/>
+        </w:rPr>
+        <w:t xml:space="preserve">5</w:t>
+      </w:r>
+      <w:r>
+        <w:rPr>
+          <w:rStyle w:val="NormalTok"/>
+        </w:rPr>
+        <w:t xml:space="preserve">)</w:t>
+      </w:r>
+    </w:p>
+    <w:p>
+      <w:pPr>
+        <w:pStyle w:val="SourceCode"/>
+      </w:pPr>
+      <w:r>
+        <w:rPr>
+          <w:rStyle w:val="VerbatimChar"/>
+        </w:rPr>
+        <w:t xml:space="preserve">            PC1        PC2</w:t>
+      </w:r>
+      <w:r>
+        <w:br/>
+      </w:r>
+      <w:r>
+        <w:rPr>
+          <w:rStyle w:val="VerbatimChar"/>
+        </w:rPr>
+        <w:t xml:space="preserve">[1,] -44.921528  2.1971833</w:t>
+      </w:r>
+      <w:r>
+        <w:br/>
+      </w:r>
+      <w:r>
+        <w:rPr>
+          <w:rStyle w:val="VerbatimChar"/>
+        </w:rPr>
+        <w:t xml:space="preserve">[2,]  15.725265 -0.3824165</w:t>
+      </w:r>
+      <w:r>
+        <w:br/>
+      </w:r>
+      <w:r>
+        <w:rPr>
+          <w:rStyle w:val="VerbatimChar"/>
+        </w:rPr>
+        <w:t xml:space="preserve">[3,] -40.149935 -5.4072123</w:t>
+      </w:r>
+      <w:r>
+        <w:br/>
+      </w:r>
+      <w:r>
+        <w:rPr>
+          <w:rStyle w:val="VerbatimChar"/>
+        </w:rPr>
+        <w:t xml:space="preserve">[4,] -75.310772 12.9991256</w:t>
+      </w:r>
+      <w:r>
+        <w:br/>
+      </w:r>
+      <w:r>
+        <w:rPr>
+          <w:rStyle w:val="VerbatimChar"/>
+        </w:rPr>
+        <w:t xml:space="preserve">[5,]   7.041508 -5.3576857</w:t>
+      </w:r>
+    </w:p>
+    <w:bookmarkEnd w:id="32"/>
+    <w:bookmarkStart w:id="33" w:name="table-4.11"/>
+    <w:p>
+      <w:pPr>
+        <w:pStyle w:val="Heading1"/>
+      </w:pPr>
+      <w:r>
+        <w:t xml:space="preserve">Table 4.11</w:t>
+      </w:r>
+    </w:p>
+    <w:p>
+      <w:pPr>
+        <w:pStyle w:val="SourceCode"/>
+      </w:pPr>
+      <w:r>
+        <w:rPr>
+          <w:rStyle w:val="NormalTok"/>
+        </w:rPr>
+        <w:t xml:space="preserve">pcs </w:t>
+      </w:r>
+      <w:r>
+        <w:rPr>
+          <w:rStyle w:val="OtherTok"/>
+        </w:rPr>
+        <w:t xml:space="preserve">&lt;-</w:t>
+      </w:r>
+      <w:r>
+        <w:rPr>
+          <w:rStyle w:val="NormalTok"/>
+        </w:rPr>
+        <w:t xml:space="preserve"> </w:t>
+      </w:r>
+      <w:r>
+        <w:rPr>
+          <w:rStyle w:val="FunctionTok"/>
+        </w:rPr>
+        <w:t xml:space="preserve">prcomp</w:t>
+      </w:r>
+      <w:r>
+        <w:rPr>
+          <w:rStyle w:val="NormalTok"/>
+        </w:rPr>
+        <w:t xml:space="preserve">(</w:t>
+      </w:r>
+      <w:r>
+        <w:rPr>
+          <w:rStyle w:val="FunctionTok"/>
+        </w:rPr>
+        <w:t xml:space="preserve">na.omit</w:t>
+      </w:r>
+      <w:r>
+        <w:rPr>
+          <w:rStyle w:val="NormalTok"/>
+        </w:rPr>
+        <w:t xml:space="preserve">(cereals.df[,</w:t>
+      </w:r>
+      <w:r>
+        <w:rPr>
+          <w:rStyle w:val="SpecialCharTok"/>
+        </w:rPr>
+        <w:t xml:space="preserve">-</w:t>
+      </w:r>
+      <w:r>
+        <w:rPr>
+          <w:rStyle w:val="FunctionTok"/>
+        </w:rPr>
+        <w:t xml:space="preserve">c</w:t>
+      </w:r>
+      <w:r>
+        <w:rPr>
+          <w:rStyle w:val="NormalTok"/>
+        </w:rPr>
+        <w:t xml:space="preserve">(</w:t>
+      </w:r>
+      <w:r>
+        <w:rPr>
+          <w:rStyle w:val="DecValTok"/>
+        </w:rPr>
+        <w:t xml:space="preserve">1</w:t>
+      </w:r>
+      <w:r>
+        <w:rPr>
+          <w:rStyle w:val="SpecialCharTok"/>
+        </w:rPr>
+        <w:t xml:space="preserve">:</w:t>
+      </w:r>
+      <w:r>
+        <w:rPr>
+          <w:rStyle w:val="DecValTok"/>
+        </w:rPr>
+        <w:t xml:space="preserve">3</w:t>
+      </w:r>
+      <w:r>
+        <w:rPr>
+          <w:rStyle w:val="NormalTok"/>
+        </w:rPr>
+        <w:t xml:space="preserve">)])) </w:t>
+      </w:r>
+      <w:r>
+        <w:br/>
+      </w:r>
+      <w:r>
+        <w:rPr>
+          <w:rStyle w:val="FunctionTok"/>
+        </w:rPr>
+        <w:t xml:space="preserve">summary</w:t>
+      </w:r>
+      <w:r>
+        <w:rPr>
+          <w:rStyle w:val="NormalTok"/>
+        </w:rPr>
+        <w:t xml:space="preserve">(pcs)</w:t>
+      </w:r>
+    </w:p>
+    <w:p>
+      <w:pPr>
+        <w:pStyle w:val="SourceCode"/>
+      </w:pPr>
+      <w:r>
+        <w:rPr>
+          <w:rStyle w:val="VerbatimChar"/>
+        </w:rPr>
+        <w:t xml:space="preserve">Importance of components:</w:t>
+      </w:r>
+      <w:r>
+        <w:br/>
+      </w:r>
+      <w:r>
+        <w:rPr>
+          <w:rStyle w:val="VerbatimChar"/>
+        </w:rPr>
+        <w:t xml:space="preserve">                           PC1     PC2      PC3      PC4     PC5     PC6</w:t>
+      </w:r>
+      <w:r>
+        <w:br/>
+      </w:r>
+      <w:r>
+        <w:rPr>
+          <w:rStyle w:val="VerbatimChar"/>
+        </w:rPr>
+        <w:t xml:space="preserve">Standard deviation     83.7641 70.9143 22.64375 19.18148 8.42323 2.09167</w:t>
+      </w:r>
+      <w:r>
+        <w:br/>
+      </w:r>
+      <w:r>
+        <w:rPr>
+          <w:rStyle w:val="VerbatimChar"/>
+        </w:rPr>
+        <w:t xml:space="preserve">Proportion of Variance  0.5395  0.3867  0.03943  0.02829 0.00546 0.00034</w:t>
+      </w:r>
+      <w:r>
+        <w:br/>
+      </w:r>
+      <w:r>
+        <w:rPr>
+          <w:rStyle w:val="VerbatimChar"/>
+        </w:rPr>
+        <w:t xml:space="preserve">Cumulative Proportion   0.5395  0.9262  0.96560  0.99389 0.99935 0.99968</w:t>
+      </w:r>
+      <w:r>
+        <w:br/>
+      </w:r>
+      <w:r>
+        <w:rPr>
+          <w:rStyle w:val="VerbatimChar"/>
+        </w:rPr>
+        <w:t xml:space="preserve">                           PC7     PC8     PC9    PC10   PC11    PC12      PC13</w:t>
+      </w:r>
+      <w:r>
+        <w:br/>
+      </w:r>
+      <w:r>
+        <w:rPr>
+          <w:rStyle w:val="VerbatimChar"/>
+        </w:rPr>
+        <w:t xml:space="preserve">Standard deviation     1.69942 0.77963 0.65783 0.37043 0.1864 0.06302 5.334e-08</w:t>
+      </w:r>
+      <w:r>
+        <w:br/>
+      </w:r>
+      <w:r>
+        <w:rPr>
+          <w:rStyle w:val="VerbatimChar"/>
+        </w:rPr>
+        <w:t xml:space="preserve">Proportion of Variance 0.00022 0.00005 0.00003 0.00001 0.0000 0.00000 0.000e+00</w:t>
+      </w:r>
+      <w:r>
+        <w:br/>
+      </w:r>
+      <w:r>
+        <w:rPr>
+          <w:rStyle w:val="VerbatimChar"/>
+        </w:rPr>
+        <w:t xml:space="preserve">Cumulative Proportion  0.99991 0.99995 0.99999 1.00000 1.0000 1.00000 1.000e+00</w:t>
+      </w:r>
+    </w:p>
+    <w:bookmarkEnd w:id="33"/>
+    <w:bookmarkStart w:id="34" w:name="table-4.12"/>
+    <w:p>
+      <w:pPr>
+        <w:pStyle w:val="Heading1"/>
+      </w:pPr>
+      <w:r>
+        <w:t xml:space="preserve">Table 4.12</w:t>
+      </w:r>
+    </w:p>
+    <w:p>
+      <w:pPr>
+        <w:pStyle w:val="SourceCode"/>
+      </w:pPr>
+      <w:r>
+        <w:rPr>
+          <w:rStyle w:val="NormalTok"/>
+        </w:rPr>
+        <w:t xml:space="preserve">pcs.cor </w:t>
+      </w:r>
+      <w:r>
+        <w:rPr>
+          <w:rStyle w:val="OtherTok"/>
+        </w:rPr>
+        <w:t xml:space="preserve">&lt;-</w:t>
+      </w:r>
+      <w:r>
+        <w:rPr>
+          <w:rStyle w:val="NormalTok"/>
+        </w:rPr>
+        <w:t xml:space="preserve"> </w:t>
+      </w:r>
+      <w:r>
+        <w:rPr>
+          <w:rStyle w:val="FunctionTok"/>
+        </w:rPr>
+        <w:t xml:space="preserve">prcomp</w:t>
+      </w:r>
+      <w:r>
+        <w:rPr>
+          <w:rStyle w:val="NormalTok"/>
+        </w:rPr>
+        <w:t xml:space="preserve">(</w:t>
+      </w:r>
+      <w:r>
+        <w:rPr>
+          <w:rStyle w:val="FunctionTok"/>
+        </w:rPr>
+        <w:t xml:space="preserve">na.omit</w:t>
+      </w:r>
+      <w:r>
+        <w:rPr>
+          <w:rStyle w:val="NormalTok"/>
+        </w:rPr>
+        <w:t xml:space="preserve">(cereals.df[,</w:t>
+      </w:r>
+      <w:r>
+        <w:rPr>
+          <w:rStyle w:val="SpecialCharTok"/>
+        </w:rPr>
+        <w:t xml:space="preserve">-</w:t>
+      </w:r>
+      <w:r>
+        <w:rPr>
+          <w:rStyle w:val="FunctionTok"/>
+        </w:rPr>
+        <w:t xml:space="preserve">c</w:t>
+      </w:r>
+      <w:r>
+        <w:rPr>
+          <w:rStyle w:val="NormalTok"/>
+        </w:rPr>
+        <w:t xml:space="preserve">(</w:t>
+      </w:r>
+      <w:r>
+        <w:rPr>
+          <w:rStyle w:val="DecValTok"/>
+        </w:rPr>
+        <w:t xml:space="preserve">1</w:t>
+      </w:r>
+      <w:r>
+        <w:rPr>
+          <w:rStyle w:val="SpecialCharTok"/>
+        </w:rPr>
+        <w:t xml:space="preserve">:</w:t>
+      </w:r>
+      <w:r>
+        <w:rPr>
+          <w:rStyle w:val="DecValTok"/>
+        </w:rPr>
+        <w:t xml:space="preserve">3</w:t>
+      </w:r>
+      <w:r>
+        <w:rPr>
+          <w:rStyle w:val="NormalTok"/>
+        </w:rPr>
+        <w:t xml:space="preserve">)]), </w:t>
+      </w:r>
+      <w:r>
+        <w:rPr>
+          <w:rStyle w:val="AttributeTok"/>
+        </w:rPr>
+        <w:t xml:space="preserve">scale. =</w:t>
+      </w:r>
+      <w:r>
+        <w:rPr>
+          <w:rStyle w:val="NormalTok"/>
+        </w:rPr>
+        <w:t xml:space="preserve"> T)</w:t>
+      </w:r>
+      <w:r>
+        <w:br/>
+      </w:r>
+      <w:r>
+        <w:rPr>
+          <w:rStyle w:val="FunctionTok"/>
+        </w:rPr>
+        <w:t xml:space="preserve">summary</w:t>
+      </w:r>
+      <w:r>
+        <w:rPr>
+          <w:rStyle w:val="NormalTok"/>
+        </w:rPr>
+        <w:t xml:space="preserve">(pcs.cor)</w:t>
+      </w:r>
+    </w:p>
+    <w:p>
+      <w:pPr>
+        <w:pStyle w:val="SourceCode"/>
+      </w:pPr>
+      <w:r>
+        <w:rPr>
+          <w:rStyle w:val="VerbatimChar"/>
+        </w:rPr>
+        <w:t xml:space="preserve">Importance of components:</w:t>
+      </w:r>
+      <w:r>
+        <w:br/>
+      </w:r>
+      <w:r>
+        <w:rPr>
+          <w:rStyle w:val="VerbatimChar"/>
+        </w:rPr>
+        <w:t xml:space="preserve">                          PC1    PC2    PC3     PC4    PC5     PC6     PC7</w:t>
+      </w:r>
+      <w:r>
+        <w:br/>
+      </w:r>
+      <w:r>
+        <w:rPr>
+          <w:rStyle w:val="VerbatimChar"/>
+        </w:rPr>
+        <w:t xml:space="preserve">Standard deviation     1.9062 1.7743 1.3818 1.00969 0.9947 0.84974 0.81946</w:t>
+      </w:r>
+      <w:r>
+        <w:br/>
+      </w:r>
+      <w:r>
+        <w:rPr>
+          <w:rStyle w:val="VerbatimChar"/>
+        </w:rPr>
+        <w:t xml:space="preserve">Proportion of Variance 0.2795 0.2422 0.1469 0.07842 0.0761 0.05554 0.05166</w:t>
+      </w:r>
+      <w:r>
+        <w:br/>
+      </w:r>
+      <w:r>
+        <w:rPr>
+          <w:rStyle w:val="VerbatimChar"/>
+        </w:rPr>
+        <w:t xml:space="preserve">Cumulative Proportion  0.2795 0.5217 0.6685 0.74696 0.8231 0.87861 0.93026</w:t>
+      </w:r>
+      <w:r>
+        <w:br/>
+      </w:r>
+      <w:r>
+        <w:rPr>
+          <w:rStyle w:val="VerbatimChar"/>
+        </w:rPr>
+        <w:t xml:space="preserve">                           PC8     PC9    PC10    PC11    PC12      PC13</w:t>
+      </w:r>
+      <w:r>
+        <w:br/>
+      </w:r>
+      <w:r>
+        <w:rPr>
+          <w:rStyle w:val="VerbatimChar"/>
+        </w:rPr>
+        <w:t xml:space="preserve">Standard deviation     0.64515 0.56192 0.30301 0.25194 0.13897 1.499e-08</w:t>
+      </w:r>
+      <w:r>
+        <w:br/>
+      </w:r>
+      <w:r>
+        <w:rPr>
+          <w:rStyle w:val="VerbatimChar"/>
+        </w:rPr>
+        <w:t xml:space="preserve">Proportion of Variance 0.03202 0.02429 0.00706 0.00488 0.00149 0.000e+00</w:t>
+      </w:r>
+      <w:r>
+        <w:br/>
+      </w:r>
+      <w:r>
+        <w:rPr>
+          <w:rStyle w:val="VerbatimChar"/>
+        </w:rPr>
+        <w:t xml:space="preserve">Cumulative Proportion  0.96228 0.98657 0.99363 0.99851 1.00000 1.000e+00</w:t>
+      </w:r>
+    </w:p>
+    <w:bookmarkEnd w:id="34"/>
     <w:sectPr/>
   </w:body>
 </w:document>

--- a/docs/Course/MGS3701/03_Lecture_Note/LectureNote_Chad/PPT/chapter4/chapter4_notebook.docx
+++ b/docs/Course/MGS3701/03_Lecture_Note/LectureNote_Chad/PPT/chapter4/chapter4_notebook.docx
@@ -7,25 +7,7 @@
         <w:pStyle w:val="Title"/>
       </w:pPr>
       <w:r>
-        <w:t xml:space="preserve">[Lecture</w:t>
-      </w:r>
-      <w:r>
-        <w:t xml:space="preserve"> </w:t>
-      </w:r>
-      <w:r>
-        <w:t xml:space="preserve">Notebook]</w:t>
-      </w:r>
-      <w:r>
-        <w:t xml:space="preserve"> </w:t>
-      </w:r>
-      <w:r>
-        <w:t xml:space="preserve">Dimension</w:t>
-      </w:r>
-      <w:r>
-        <w:t xml:space="preserve"> </w:t>
-      </w:r>
-      <w:r>
-        <w:t xml:space="preserve">Reduction</w:t>
+        <w:t xml:space="preserve">[Lecture Notebook] Dimension Reduction</w:t>
       </w:r>
     </w:p>
     <w:p>
@@ -33,31 +15,7 @@
         <w:pStyle w:val="Subtitle"/>
       </w:pPr>
       <w:r>
-        <w:t xml:space="preserve">MGS3701</w:t>
-      </w:r>
-      <w:r>
-        <w:t xml:space="preserve"> </w:t>
-      </w:r>
-      <w:r>
-        <w:t xml:space="preserve">Data</w:t>
-      </w:r>
-      <w:r>
-        <w:t xml:space="preserve"> </w:t>
-      </w:r>
-      <w:r>
-        <w:t xml:space="preserve">Mining,</w:t>
-      </w:r>
-      <w:r>
-        <w:t xml:space="preserve"> </w:t>
-      </w:r>
-      <w:r>
-        <w:t xml:space="preserve">Spring</w:t>
-      </w:r>
-      <w:r>
-        <w:t xml:space="preserve"> </w:t>
-      </w:r>
-      <w:r>
-        <w:t xml:space="preserve">2025</w:t>
+        <w:t xml:space="preserve">MGS3701 Data Mining, Spring 2025</w:t>
       </w:r>
     </w:p>
     <w:p>
@@ -65,19 +23,7 @@
         <w:pStyle w:val="Author"/>
       </w:pPr>
       <w:r>
-        <w:t xml:space="preserve">Chad</w:t>
-      </w:r>
-      <w:r>
-        <w:t xml:space="preserve"> </w:t>
-      </w:r>
-      <w:r>
-        <w:t xml:space="preserve">(Chungil</w:t>
-      </w:r>
-      <w:r>
-        <w:t xml:space="preserve"> </w:t>
-      </w:r>
-      <w:r>
-        <w:t xml:space="preserve">Chae)</w:t>
+        <w:t xml:space="preserve">Chad (Chungil Chae)</w:t>
       </w:r>
     </w:p>
     <w:p>
@@ -85,33 +31,7 @@
         <w:pStyle w:val="Date"/>
       </w:pPr>
       <w:r>
-        <w:t xml:space="preserve">Sun,</w:t>
-      </w:r>
-      <w:r>
-        <w:t xml:space="preserve"> </w:t>
-      </w:r>
-      <w:r>
-        <w:t xml:space="preserve">25</w:t>
-      </w:r>
-      <w:r>
-        <w:t xml:space="preserve"> </w:t>
-      </w:r>
-      <w:r>
-        <w:t xml:space="preserve">May</w:t>
-      </w:r>
-      <w:r>
-        <w:t xml:space="preserve"> </w:t>
-      </w:r>
-      <w:r>
-        <w:t xml:space="preserve">2025</w:t>
-      </w:r>
-    </w:p>
-    <w:p>
-      <w:pPr>
-        <w:pStyle w:val="AbstractTitle"/>
-      </w:pPr>
-      <w:r>
-        <w:t xml:space="preserve">Abstract</w:t>
+        <w:t xml:space="preserve">Mon, 26 May 2025</w:t>
       </w:r>
     </w:p>
     <w:bookmarkStart w:id="23" w:name="table-4.3"/>
@@ -3915,7 +3835,7 @@
   </w:style>
   <w:style w:styleId="Subtitle" w:type="paragraph">
     <w:name w:val="Subtitle"/>
-    <w:basedOn w:val="Normal"/>
+    <w:basedOn w:val="Title"/>
     <w:next w:val="BodyText"/>
     <w:link w:val="SubtitleChar"/>
     <w:uiPriority w:val="11"/>
@@ -3928,7 +3848,6 @@
     </w:pPr>
     <w:rPr>
       <w:rFonts w:cstheme="majorBidi" w:eastAsiaTheme="majorEastAsia"/>
-      <w:color w:themeColor="text1" w:themeTint="A6" w:val="595959"/>
       <w:spacing w:val="15"/>
       <w:sz w:val="28"/>
       <w:szCs w:val="28"/>
@@ -3981,7 +3900,6 @@
     </w:pPr>
     <w:rPr>
       <w:b/>
-      <w:color w:val="345A8A"/>
       <w:sz w:val="20"/>
       <w:szCs w:val="20"/>
     </w:rPr>
